--- a/Volume 1/Chapter 05 - CRUD Applications/SPA_Vol1_Ch5_Lesson5_4_Delete_Records.docx
+++ b/Volume 1/Chapter 05 - CRUD Applications/SPA_Vol1_Ch5_Lesson5_4_Delete_Records.docx
@@ -1362,8 +1362,411 @@
       </w:pPr>
     </w:p>
     <w:p>
-      <w:r>
-        <w:t>Save each source and supporting file from this lesson into the matching path in the project layout. As in Chapter 1, notepad .\c\basic_contacts.c creates and opens one: choose Yes, type the file, save it with Ctrl+S, and close Notepad (on Linux or macOS, nano ./c/basic_contacts.c: type the file, then save and close it with Ctrl+O, Enter, then Ctrl+X).</w:t>
+      <w:pPr>
+        <w:pStyle w:val="Heading3"/>
+      </w:pPr>
+      <w:r>
+        <w:t>Windows PowerShell Project Files Setup</w:t>
+      </w:r>
+    </w:p>
+    <w:p>
+      <w:pPr>
+        <w:keepNext/>
+      </w:pPr>
+      <w:r>
+        <w:t>Next, let the tools create each project's settings file, as in Chapter 1. Remember, dotnet new console -o makes a C# project with a .csproj file and a starter Program.cs; you replace Program.cs with this lesson's code in the C# section. Remember, go mod init makes the .\go folder a module by writing .\go\go.mod; its go line shows the Go version you have installed. Remember, npm init -y, npm pkg, then npm install: npm init and npm pkg write .\typescript\package.json here, and Step 2 installs the packages.</w:t>
+      </w:r>
+    </w:p>
+    <w:p>
+      <w:pPr>
+        <w:keepNext/>
+      </w:pPr>
+    </w:p>
+    <w:p>
+      <w:pPr>
+        <w:pStyle w:val="CommandBlock"/>
+        <w:keepNext/>
+      </w:pPr>
+      <w:r>
+        <w:t>dotnet new console -o .\csharp\BasicContacts</w:t>
+      </w:r>
+    </w:p>
+    <w:p>
+      <w:pPr>
+        <w:pStyle w:val="CommandBlock"/>
+        <w:keepNext/>
+      </w:pPr>
+      <w:r>
+        <w:t>dotnet new console -o .\csharp\Contacts</w:t>
+      </w:r>
+    </w:p>
+    <w:p>
+      <w:pPr>
+        <w:pStyle w:val="CommandBlock"/>
+        <w:keepNext/>
+      </w:pPr>
+      <w:r>
+        <w:t>go -C .\go mod init example.com/deleterecords</w:t>
+      </w:r>
+    </w:p>
+    <w:p>
+      <w:pPr>
+        <w:pStyle w:val="CommandBlock"/>
+        <w:keepNext/>
+      </w:pPr>
+      <w:r>
+        <w:t>Push-Location .\typescript</w:t>
+      </w:r>
+    </w:p>
+    <w:p>
+      <w:pPr>
+        <w:pStyle w:val="CommandBlock"/>
+        <w:keepNext/>
+      </w:pPr>
+      <w:r>
+        <w:t>npm init -y</w:t>
+      </w:r>
+    </w:p>
+    <w:p>
+      <w:pPr>
+        <w:pStyle w:val="CommandBlock"/>
+        <w:keepNext/>
+      </w:pPr>
+      <w:r>
+        <w:t>npm pkg set name=delete-records-typescript type=module</w:t>
+      </w:r>
+    </w:p>
+    <w:p>
+      <w:pPr>
+        <w:pStyle w:val="CommandBlock"/>
+        <w:keepNext/>
+      </w:pPr>
+      <w:r>
+        <w:t>npm pkg set private=true --json</w:t>
+      </w:r>
+    </w:p>
+    <w:p>
+      <w:pPr>
+        <w:pStyle w:val="CommandBlock"/>
+        <w:keepNext/>
+      </w:pPr>
+      <w:r>
+        <w:t>npm pkg set "scripts.check=tsc --noEmit" "scripts.build=tsc --noEmitOnError"</w:t>
+      </w:r>
+    </w:p>
+    <w:p>
+      <w:pPr>
+        <w:pStyle w:val="CommandBlock"/>
+        <w:keepNext/>
+      </w:pPr>
+      <w:r>
+        <w:t>npm pkg delete version description main keywords author license scripts.test</w:t>
+      </w:r>
+    </w:p>
+    <w:p>
+      <w:pPr>
+        <w:pStyle w:val="CommandBlock"/>
+      </w:pPr>
+      <w:r>
+        <w:t>Pop-Location</w:t>
+      </w:r>
+    </w:p>
+    <w:p>
+      <w:pPr>
+        <w:keepNext/>
+      </w:pPr>
+    </w:p>
+    <w:p>
+      <w:r>
+        <w:t>Then type the TypeScript compiler settings. As in Chapter 1, notepad .\typescript\tsconfig.json creates and opens the file: choose Yes, type the file, save it with Ctrl+S, and close Notepad.</w:t>
+      </w:r>
+    </w:p>
+    <w:p>
+      <w:pPr>
+        <w:keepNext/>
+      </w:pPr>
+    </w:p>
+    <w:p>
+      <w:pPr>
+        <w:pStyle w:val="Heading3"/>
+      </w:pPr>
+      <w:r>
+        <w:t>typescript/tsconfig.json</w:t>
+      </w:r>
+    </w:p>
+    <w:p>
+      <w:pPr>
+        <w:pStyle w:val="SourceCode"/>
+        <w:keepNext/>
+      </w:pPr>
+      <w:r>
+        <w:t>{</w:t>
+      </w:r>
+    </w:p>
+    <w:p>
+      <w:pPr>
+        <w:pStyle w:val="SourceCode"/>
+        <w:keepNext/>
+      </w:pPr>
+      <w:r>
+        <w:t xml:space="preserve">  "compilerOptions": {</w:t>
+      </w:r>
+    </w:p>
+    <w:p>
+      <w:pPr>
+        <w:pStyle w:val="SourceCode"/>
+      </w:pPr>
+      <w:r>
+        <w:t xml:space="preserve">    "target": "ES2022",</w:t>
+      </w:r>
+    </w:p>
+    <w:p>
+      <w:pPr>
+        <w:pStyle w:val="SourceCode"/>
+      </w:pPr>
+      <w:r>
+        <w:t xml:space="preserve">    "module": "NodeNext",</w:t>
+      </w:r>
+    </w:p>
+    <w:p>
+      <w:pPr>
+        <w:pStyle w:val="SourceCode"/>
+      </w:pPr>
+      <w:r>
+        <w:t xml:space="preserve">    "moduleResolution": "NodeNext",</w:t>
+      </w:r>
+    </w:p>
+    <w:p>
+      <w:pPr>
+        <w:pStyle w:val="SourceCode"/>
+      </w:pPr>
+      <w:r>
+        <w:t xml:space="preserve">    "rootDir": "src",</w:t>
+      </w:r>
+    </w:p>
+    <w:p>
+      <w:pPr>
+        <w:pStyle w:val="SourceCode"/>
+      </w:pPr>
+      <w:r>
+        <w:t xml:space="preserve">    "outDir": "dist",</w:t>
+      </w:r>
+    </w:p>
+    <w:p>
+      <w:pPr>
+        <w:pStyle w:val="SourceCode"/>
+      </w:pPr>
+      <w:r>
+        <w:t xml:space="preserve">    "strict": true,</w:t>
+      </w:r>
+    </w:p>
+    <w:p>
+      <w:pPr>
+        <w:pStyle w:val="SourceCode"/>
+      </w:pPr>
+      <w:r>
+        <w:t xml:space="preserve">    "types": [</w:t>
+      </w:r>
+    </w:p>
+    <w:p>
+      <w:pPr>
+        <w:pStyle w:val="SourceCode"/>
+      </w:pPr>
+      <w:r>
+        <w:t xml:space="preserve">      "node"</w:t>
+      </w:r>
+    </w:p>
+    <w:p>
+      <w:pPr>
+        <w:pStyle w:val="SourceCode"/>
+      </w:pPr>
+      <w:r>
+        <w:t xml:space="preserve">    ],</w:t>
+      </w:r>
+    </w:p>
+    <w:p>
+      <w:pPr>
+        <w:pStyle w:val="SourceCode"/>
+      </w:pPr>
+      <w:r>
+        <w:t xml:space="preserve">    "moduleDetection": "force"</w:t>
+      </w:r>
+    </w:p>
+    <w:p>
+      <w:pPr>
+        <w:pStyle w:val="SourceCode"/>
+      </w:pPr>
+      <w:r>
+        <w:t xml:space="preserve">  },</w:t>
+      </w:r>
+    </w:p>
+    <w:p>
+      <w:pPr>
+        <w:pStyle w:val="SourceCode"/>
+      </w:pPr>
+      <w:r>
+        <w:t xml:space="preserve">  "include": [</w:t>
+      </w:r>
+    </w:p>
+    <w:p>
+      <w:pPr>
+        <w:pStyle w:val="SourceCode"/>
+        <w:keepNext/>
+      </w:pPr>
+      <w:r>
+        <w:t xml:space="preserve">    "src/**/*.ts"</w:t>
+      </w:r>
+    </w:p>
+    <w:p>
+      <w:pPr>
+        <w:pStyle w:val="SourceCode"/>
+        <w:keepNext/>
+      </w:pPr>
+      <w:r>
+        <w:t xml:space="preserve">  ]</w:t>
+      </w:r>
+    </w:p>
+    <w:p>
+      <w:pPr>
+        <w:pStyle w:val="SourceCode"/>
+      </w:pPr>
+      <w:r>
+        <w:t>}</w:t>
+      </w:r>
+    </w:p>
+    <w:p>
+      <w:pPr>
+        <w:keepNext/>
+      </w:pPr>
+    </w:p>
+    <w:p>
+      <w:r>
+        <w:t>You save each source file in its language's section below, as each is shown, the same way.</w:t>
+      </w:r>
+    </w:p>
+    <w:p>
+      <w:pPr>
+        <w:keepNext/>
+      </w:pPr>
+    </w:p>
+    <w:p>
+      <w:pPr>
+        <w:pStyle w:val="Heading3"/>
+      </w:pPr>
+      <w:r>
+        <w:t>Linux or macOS Project Files Setup</w:t>
+      </w:r>
+    </w:p>
+    <w:p>
+      <w:pPr>
+        <w:keepNext/>
+      </w:pPr>
+      <w:r>
+        <w:t>Then create the C#, Go, and TypeScript project files with the same commands as on Windows; cd moves into ./typescript for the npm lines, and cd .. moves back.</w:t>
+      </w:r>
+    </w:p>
+    <w:p>
+      <w:pPr>
+        <w:keepNext/>
+      </w:pPr>
+    </w:p>
+    <w:p>
+      <w:pPr>
+        <w:pStyle w:val="CommandBlock"/>
+        <w:keepNext/>
+      </w:pPr>
+      <w:r>
+        <w:t>dotnet new console -o ./csharp/BasicContacts</w:t>
+      </w:r>
+    </w:p>
+    <w:p>
+      <w:pPr>
+        <w:pStyle w:val="CommandBlock"/>
+        <w:keepNext/>
+      </w:pPr>
+      <w:r>
+        <w:t>dotnet new console -o ./csharp/Contacts</w:t>
+      </w:r>
+    </w:p>
+    <w:p>
+      <w:pPr>
+        <w:pStyle w:val="CommandBlock"/>
+        <w:keepNext/>
+      </w:pPr>
+      <w:r>
+        <w:t>go -C ./go mod init example.com/deleterecords</w:t>
+      </w:r>
+    </w:p>
+    <w:p>
+      <w:pPr>
+        <w:pStyle w:val="CommandBlock"/>
+        <w:keepNext/>
+      </w:pPr>
+      <w:r>
+        <w:t>cd ./typescript</w:t>
+      </w:r>
+    </w:p>
+    <w:p>
+      <w:pPr>
+        <w:pStyle w:val="CommandBlock"/>
+        <w:keepNext/>
+      </w:pPr>
+      <w:r>
+        <w:t>npm init -y</w:t>
+      </w:r>
+    </w:p>
+    <w:p>
+      <w:pPr>
+        <w:pStyle w:val="CommandBlock"/>
+        <w:keepNext/>
+      </w:pPr>
+      <w:r>
+        <w:t>npm pkg set name=delete-records-typescript type=module</w:t>
+      </w:r>
+    </w:p>
+    <w:p>
+      <w:pPr>
+        <w:pStyle w:val="CommandBlock"/>
+        <w:keepNext/>
+      </w:pPr>
+      <w:r>
+        <w:t>npm pkg set private=true --json</w:t>
+      </w:r>
+    </w:p>
+    <w:p>
+      <w:pPr>
+        <w:pStyle w:val="CommandBlock"/>
+        <w:keepNext/>
+      </w:pPr>
+      <w:r>
+        <w:t>npm pkg set "scripts.check=tsc --noEmit" "scripts.build=tsc --noEmitOnError"</w:t>
+      </w:r>
+    </w:p>
+    <w:p>
+      <w:pPr>
+        <w:pStyle w:val="CommandBlock"/>
+        <w:keepNext/>
+      </w:pPr>
+      <w:r>
+        <w:t>npm pkg delete version description main keywords author license scripts.test</w:t>
+      </w:r>
+    </w:p>
+    <w:p>
+      <w:pPr>
+        <w:pStyle w:val="CommandBlock"/>
+      </w:pPr>
+      <w:r>
+        <w:t>cd ..</w:t>
+      </w:r>
+    </w:p>
+    <w:p>
+      <w:pPr>
+        <w:keepNext/>
+      </w:pPr>
+    </w:p>
+    <w:p>
+      <w:r>
+        <w:t>Type typescript/tsconfig.json exactly as shown in the Windows setup. You save each source file in its language's section below, as each is shown. As in Chapter 1, nano ./c/basic_contacts.c creates and opens one: type the file, then save and close it with Ctrl+O, Enter, then Ctrl+X.</w:t>
       </w:r>
     </w:p>
     <w:p>
@@ -1395,6 +1798,16 @@
       </w:pPr>
     </w:p>
     <w:p>
+      <w:r>
+        <w:t>Remember, dotnet add writes the pinned package into the .csproj, go get pins the module in go.mod and go.sum, and npm install --save-exact pins each package in package.json. dotnet add also restores the package, so the dotnet restore lines below only check that it is there. go get lists the module as // indirect until a Go file imports it, and the build works either way; after you save the Go files, go -C .\go mod tidy rewrites go.mod to match the imports, as Supporting Files shows.</w:t>
+      </w:r>
+    </w:p>
+    <w:p>
+      <w:pPr>
+        <w:keepNext/>
+      </w:pPr>
+    </w:p>
+    <w:p>
       <w:pPr>
         <w:pStyle w:val="Heading3"/>
       </w:pPr>
@@ -1408,7 +1821,7 @@
         <w:keepNext/>
       </w:pPr>
       <w:r>
-        <w:t>npm --prefix .\typescript install --ignore-scripts --no-audit --no-fund</w:t>
+        <w:t>npm --prefix .\typescript install --save-dev --save-exact @types/node@24.13.5 `</w:t>
       </w:r>
     </w:p>
     <w:p>
@@ -1417,6 +1830,33 @@
         <w:keepNext/>
       </w:pPr>
       <w:r>
+        <w:t xml:space="preserve">    typescript@7.0.2 --ignore-scripts --no-audit --no-fund</w:t>
+      </w:r>
+    </w:p>
+    <w:p>
+      <w:pPr>
+        <w:pStyle w:val="CommandBlock"/>
+        <w:keepNext/>
+      </w:pPr>
+      <w:r>
+        <w:t>npm --prefix .\typescript install --save-exact mysql2@3.24.5 `</w:t>
+      </w:r>
+    </w:p>
+    <w:p>
+      <w:pPr>
+        <w:pStyle w:val="CommandBlock"/>
+        <w:keepNext/>
+      </w:pPr>
+      <w:r>
+        <w:t xml:space="preserve">    --ignore-scripts --no-audit --no-fund</w:t>
+      </w:r>
+    </w:p>
+    <w:p>
+      <w:pPr>
+        <w:pStyle w:val="CommandBlock"/>
+        <w:keepNext/>
+      </w:pPr>
+      <w:r>
         <w:t>py -m venv .\python\.venv</w:t>
       </w:r>
     </w:p>
@@ -1435,7 +1875,7 @@
         <w:keepNext/>
       </w:pPr>
       <w:r>
-        <w:t>go -C .\go mod tidy</w:t>
+        <w:t>go -C .\go get github.com/go-sql-driver/mysql@v1.10.1</w:t>
       </w:r>
     </w:p>
     <w:p>
@@ -1444,6 +1884,24 @@
         <w:keepNext/>
       </w:pPr>
       <w:r>
+        <w:t>dotnet add .\csharp\BasicContacts package MySqlConnector --version 2.6.2</w:t>
+      </w:r>
+    </w:p>
+    <w:p>
+      <w:pPr>
+        <w:pStyle w:val="CommandBlock"/>
+        <w:keepNext/>
+      </w:pPr>
+      <w:r>
+        <w:t>dotnet add .\csharp\Contacts package MySqlConnector --version 2.6.2</w:t>
+      </w:r>
+    </w:p>
+    <w:p>
+      <w:pPr>
+        <w:pStyle w:val="CommandBlock"/>
+        <w:keepNext/>
+      </w:pPr>
+      <w:r>
         <w:t>dotnet restore .\csharp\BasicContacts</w:t>
       </w:r>
     </w:p>
@@ -1660,7 +2118,7 @@
         <w:keepNext/>
       </w:pPr>
       <w:r>
-        <w:t>npm --prefix ./typescript install --ignore-scripts --no-audit --no-fund</w:t>
+        <w:t>npm --prefix ./typescript install --save-dev --save-exact @types/node@24.13.5 \</w:t>
       </w:r>
     </w:p>
     <w:p>
@@ -1669,6 +2127,33 @@
         <w:keepNext/>
       </w:pPr>
       <w:r>
+        <w:t xml:space="preserve">    typescript@7.0.2 --ignore-scripts --no-audit --no-fund</w:t>
+      </w:r>
+    </w:p>
+    <w:p>
+      <w:pPr>
+        <w:pStyle w:val="CommandBlock"/>
+        <w:keepNext/>
+      </w:pPr>
+      <w:r>
+        <w:t>npm --prefix ./typescript install --save-exact mysql2@3.24.5 \</w:t>
+      </w:r>
+    </w:p>
+    <w:p>
+      <w:pPr>
+        <w:pStyle w:val="CommandBlock"/>
+        <w:keepNext/>
+      </w:pPr>
+      <w:r>
+        <w:t xml:space="preserve">    --ignore-scripts --no-audit --no-fund</w:t>
+      </w:r>
+    </w:p>
+    <w:p>
+      <w:pPr>
+        <w:pStyle w:val="CommandBlock"/>
+        <w:keepNext/>
+      </w:pPr>
+      <w:r>
         <w:t>python3 -m venv ./python/.venv</w:t>
       </w:r>
     </w:p>
@@ -1687,7 +2172,7 @@
         <w:keepNext/>
       </w:pPr>
       <w:r>
-        <w:t>go -C ./go mod tidy</w:t>
+        <w:t>go -C ./go get github.com/go-sql-driver/mysql@v1.10.1</w:t>
       </w:r>
     </w:p>
     <w:p>
@@ -1696,6 +2181,24 @@
         <w:keepNext/>
       </w:pPr>
       <w:r>
+        <w:t>dotnet add ./csharp/BasicContacts package MySqlConnector --version 2.6.2</w:t>
+      </w:r>
+    </w:p>
+    <w:p>
+      <w:pPr>
+        <w:pStyle w:val="CommandBlock"/>
+        <w:keepNext/>
+      </w:pPr>
+      <w:r>
+        <w:t>dotnet add ./csharp/Contacts package MySqlConnector --version 2.6.2</w:t>
+      </w:r>
+    </w:p>
+    <w:p>
+      <w:pPr>
+        <w:pStyle w:val="CommandBlock"/>
+        <w:keepNext/>
+      </w:pPr>
+      <w:r>
         <w:t>dotnet restore ./csharp/BasicContacts</w:t>
       </w:r>
     </w:p>
@@ -35169,7 +35672,7 @@
     </w:p>
     <w:p>
       <w:r>
-        <w:t>These files are the same as Lesson 5.2's, with this lesson's names. Each .csproj names MySqlConnector 2.6.2 in a PackageReference. go.mod names this lesson's Go module, example.com/deleterecords, requires the driver at v1.10.1, and lists filippo.io/edwards25519, a package the driver itself uses, as indirect. package.json names mysql2 3.24.5 under dependencies.</w:t>
+        <w:t>These are the files the setup commands wrote, shown here so you can check yours. Your go line shows your own Go version, your mysql line says // indirect until you run go mod tidy, and the blank lines and the order of the package.json fields may differ.</w:t>
       </w:r>
     </w:p>
     <w:p>
@@ -35615,164 +36118,6 @@
       </w:pPr>
       <w:r>
         <w:t xml:space="preserve">  }</w:t>
-      </w:r>
-    </w:p>
-    <w:p>
-      <w:pPr>
-        <w:pStyle w:val="SourceCode"/>
-      </w:pPr>
-      <w:r>
-        <w:t>}</w:t>
-      </w:r>
-    </w:p>
-    <w:p>
-      <w:pPr>
-        <w:keepNext/>
-      </w:pPr>
-    </w:p>
-    <w:p>
-      <w:pPr>
-        <w:keepNext/>
-      </w:pPr>
-    </w:p>
-    <w:p>
-      <w:pPr>
-        <w:pStyle w:val="Heading2"/>
-      </w:pPr>
-      <w:r>
-        <w:t>typescript/tsconfig.json</w:t>
-      </w:r>
-    </w:p>
-    <w:p>
-      <w:pPr>
-        <w:pStyle w:val="SourceCode"/>
-        <w:keepNext/>
-      </w:pPr>
-      <w:r>
-        <w:t>{</w:t>
-      </w:r>
-    </w:p>
-    <w:p>
-      <w:pPr>
-        <w:pStyle w:val="SourceCode"/>
-        <w:keepNext/>
-      </w:pPr>
-      <w:r>
-        <w:t xml:space="preserve">  "compilerOptions": {</w:t>
-      </w:r>
-    </w:p>
-    <w:p>
-      <w:pPr>
-        <w:pStyle w:val="SourceCode"/>
-      </w:pPr>
-      <w:r>
-        <w:t xml:space="preserve">    "target": "ES2022",</w:t>
-      </w:r>
-    </w:p>
-    <w:p>
-      <w:pPr>
-        <w:pStyle w:val="SourceCode"/>
-      </w:pPr>
-      <w:r>
-        <w:t xml:space="preserve">    "module": "NodeNext",</w:t>
-      </w:r>
-    </w:p>
-    <w:p>
-      <w:pPr>
-        <w:pStyle w:val="SourceCode"/>
-      </w:pPr>
-      <w:r>
-        <w:t xml:space="preserve">    "moduleResolution": "NodeNext",</w:t>
-      </w:r>
-    </w:p>
-    <w:p>
-      <w:pPr>
-        <w:pStyle w:val="SourceCode"/>
-      </w:pPr>
-      <w:r>
-        <w:t xml:space="preserve">    "rootDir": "src",</w:t>
-      </w:r>
-    </w:p>
-    <w:p>
-      <w:pPr>
-        <w:pStyle w:val="SourceCode"/>
-      </w:pPr>
-      <w:r>
-        <w:t xml:space="preserve">    "outDir": "dist",</w:t>
-      </w:r>
-    </w:p>
-    <w:p>
-      <w:pPr>
-        <w:pStyle w:val="SourceCode"/>
-      </w:pPr>
-      <w:r>
-        <w:t xml:space="preserve">    "strict": true,</w:t>
-      </w:r>
-    </w:p>
-    <w:p>
-      <w:pPr>
-        <w:pStyle w:val="SourceCode"/>
-      </w:pPr>
-      <w:r>
-        <w:t xml:space="preserve">    "types": [</w:t>
-      </w:r>
-    </w:p>
-    <w:p>
-      <w:pPr>
-        <w:pStyle w:val="SourceCode"/>
-      </w:pPr>
-      <w:r>
-        <w:t xml:space="preserve">      "node"</w:t>
-      </w:r>
-    </w:p>
-    <w:p>
-      <w:pPr>
-        <w:pStyle w:val="SourceCode"/>
-      </w:pPr>
-      <w:r>
-        <w:t xml:space="preserve">    ],</w:t>
-      </w:r>
-    </w:p>
-    <w:p>
-      <w:pPr>
-        <w:pStyle w:val="SourceCode"/>
-      </w:pPr>
-      <w:r>
-        <w:t xml:space="preserve">    "moduleDetection": "force"</w:t>
-      </w:r>
-    </w:p>
-    <w:p>
-      <w:pPr>
-        <w:pStyle w:val="SourceCode"/>
-      </w:pPr>
-      <w:r>
-        <w:t xml:space="preserve">  },</w:t>
-      </w:r>
-    </w:p>
-    <w:p>
-      <w:pPr>
-        <w:pStyle w:val="SourceCode"/>
-      </w:pPr>
-      <w:r>
-        <w:t xml:space="preserve">  "include": [</w:t>
-      </w:r>
-    </w:p>
-    <w:p>
-      <w:pPr>
-        <w:pStyle w:val="SourceCode"/>
-        <w:keepNext/>
-      </w:pPr>
-      <w:r>
-        <w:t xml:space="preserve">    "src/**/*.ts"</w:t>
-      </w:r>
-    </w:p>
-    <w:p>
-      <w:pPr>
-        <w:pStyle w:val="SourceCode"/>
-        <w:keepNext/>
-      </w:pPr>
-      <w:r>
-        <w:t xml:space="preserve">  ]</w:t>
       </w:r>
     </w:p>
     <w:p>
@@ -38395,31 +38740,31 @@
       </w:rPr>
     </w:lvl>
   </w:abstractNum>
-  <w:num w:numId="1" w16cid:durableId="1706754073">
+  <w:num w:numId="1" w16cid:durableId="438070409">
     <w:abstractNumId w:val="8"/>
   </w:num>
-  <w:num w:numId="2" w16cid:durableId="512188591">
+  <w:num w:numId="2" w16cid:durableId="2067801065">
     <w:abstractNumId w:val="6"/>
   </w:num>
-  <w:num w:numId="3" w16cid:durableId="141779695">
+  <w:num w:numId="3" w16cid:durableId="2132627305">
     <w:abstractNumId w:val="5"/>
   </w:num>
-  <w:num w:numId="4" w16cid:durableId="707485057">
+  <w:num w:numId="4" w16cid:durableId="1395621884">
     <w:abstractNumId w:val="4"/>
   </w:num>
-  <w:num w:numId="5" w16cid:durableId="769741412">
+  <w:num w:numId="5" w16cid:durableId="565651455">
     <w:abstractNumId w:val="7"/>
   </w:num>
-  <w:num w:numId="6" w16cid:durableId="1422797919">
+  <w:num w:numId="6" w16cid:durableId="1844585510">
     <w:abstractNumId w:val="3"/>
   </w:num>
-  <w:num w:numId="7" w16cid:durableId="2060979509">
+  <w:num w:numId="7" w16cid:durableId="875582851">
     <w:abstractNumId w:val="2"/>
   </w:num>
-  <w:num w:numId="8" w16cid:durableId="1026714417">
+  <w:num w:numId="8" w16cid:durableId="1539198264">
     <w:abstractNumId w:val="1"/>
   </w:num>
-  <w:num w:numId="9" w16cid:durableId="1151287505">
+  <w:num w:numId="9" w16cid:durableId="1320575975">
     <w:abstractNumId w:val="0"/>
   </w:num>
 </w:numbering>

--- a/Volume 1/Chapter 05 - CRUD Applications/SPA_Vol1_Ch5_Lesson5_4_Delete_Records.docx
+++ b/Volume 1/Chapter 05 - CRUD Applications/SPA_Vol1_Ch5_Lesson5_4_Delete_Records.docx
@@ -478,7 +478,7 @@
         <w:pStyle w:val="ListBullet"/>
       </w:pPr>
       <w:r>
-        <w:t>delete_contact_by_id sends DELETE FROM contacts WHERE id = ?, with the id as a parameter. Remember, WHERE id = ? picks at most one row, because id is the primary key, and a DELETE without WHERE would remove every row (Lesson 4.8).</w:t>
+        <w:t>delete_contact_by_id sends DELETE FROM contacts_c WHERE id = ?, with the id as a parameter: contacts_c is the C programs' table. Remember, each language keeps its own table, so each program names its own, such as contacts_go. Remember, WHERE id = ? picks at most one row, because id is the primary key, and a DELETE without WHERE would remove every row (Lesson 4.8).</w:t>
       </w:r>
     </w:p>
     <w:p>
@@ -659,7 +659,7 @@
         <w:keepNext/>
       </w:pPr>
       <w:r>
-        <w:t>Setup: Reset the contacts Table to the Four Known Contacts</w:t>
+        <w:t>Setup: Reset the Language's Table to the Four Known Contacts</w:t>
       </w:r>
     </w:p>
     <w:p>
@@ -779,7 +779,7 @@
         <w:pStyle w:val="ListBullet"/>
       </w:pPr>
       <w:r>
-        <w:t>Project Setup's Data Reset is Chapter 5's, with a fourth contact: Lesson 4.6's three contacts, ids 1 to 3, Grace Hopper without a phone, and 4 Ada Lovelace, ada.lovelace@example.org, 555-0199. Every Build and Run block runs the reset file again before its program.</w:t>
+        <w:t>Project Setup's Data Reset is Chapter 5's, with a fourth contact: Lesson 4.6's three contacts, ids 1 to 3, Grace Hopper without a phone, and 4 Ada Lovelace, ada.lovelace@example.org, 555-0199. There is one reset file per language, for its own table (contacts_c, contacts_cpp, contacts_csharp, contacts_go, contacts_python, contacts_typescript). Every Build and Run block runs its own language's reset file again before its program.</w:t>
       </w:r>
     </w:p>
     <w:p>
@@ -811,7 +811,7 @@
         <w:pStyle w:val="ListBullet"/>
       </w:pPr>
       <w:r>
-        <w:t>delete_contact_by_id(connection, contact_id) sends DELETE FROM contacts WHERE id = ? and prints Deleted contact and the id when one row was removed, or Error: no contact with id and the id when none was.</w:t>
+        <w:t>delete_contact_by_id(connection, contact_id) sends DELETE FROM contacts_c WHERE id = ?, with its own language's table, and prints Deleted contact and the id when one row was removed, or Error: no contact with id and the id when none was.</w:t>
       </w:r>
     </w:p>
     <w:p>
@@ -835,7 +835,7 @@
         <w:pStyle w:val="ListBullet"/>
       </w:pPr>
       <w:r>
-        <w:t>Every language prints identical lines for the same commands and leaves the same rows in the table.</w:t>
+        <w:t>Every language prints identical lines for the same commands and leaves the same rows in its own table.</w:t>
       </w:r>
     </w:p>
     <w:p>
@@ -884,7 +884,47 @@
         <w:pStyle w:val="CommandBlock"/>
       </w:pPr>
       <w:r>
-        <w:t xml:space="preserve">  sql/reset_contacts.sql</w:t>
+        <w:t xml:space="preserve">  sql/reset_contacts_c.sql</w:t>
+      </w:r>
+    </w:p>
+    <w:p>
+      <w:pPr>
+        <w:pStyle w:val="CommandBlock"/>
+      </w:pPr>
+      <w:r>
+        <w:t xml:space="preserve">  sql/reset_contacts_cpp.sql</w:t>
+      </w:r>
+    </w:p>
+    <w:p>
+      <w:pPr>
+        <w:pStyle w:val="CommandBlock"/>
+      </w:pPr>
+      <w:r>
+        <w:t xml:space="preserve">  sql/reset_contacts_csharp.sql</w:t>
+      </w:r>
+    </w:p>
+    <w:p>
+      <w:pPr>
+        <w:pStyle w:val="CommandBlock"/>
+      </w:pPr>
+      <w:r>
+        <w:t xml:space="preserve">  sql/reset_contacts_go.sql</w:t>
+      </w:r>
+    </w:p>
+    <w:p>
+      <w:pPr>
+        <w:pStyle w:val="CommandBlock"/>
+      </w:pPr>
+      <w:r>
+        <w:t xml:space="preserve">  sql/reset_contacts_python.sql</w:t>
+      </w:r>
+    </w:p>
+    <w:p>
+      <w:pPr>
+        <w:pStyle w:val="CommandBlock"/>
+      </w:pPr>
+      <w:r>
+        <w:t xml:space="preserve">  sql/reset_contacts_typescript.sql</w:t>
       </w:r>
     </w:p>
     <w:p>
@@ -2230,10 +2270,10 @@
     </w:p>
     <w:p>
       <w:r>
-        <w:t>Every Chapter 5 lesson starts from a known state, so its screens match the lesson's. The file below drops contacts and the contact_groups table that Lessons 4.11 to 4.14 left behind, with any rows you added, creates the Chapter 5 contacts table, and inserts Lesson 4.6's three contacts and, for this lesson, a fourth: a second Ada Lovelace with her own email. Every Build and Run block runs it again, so each run starts with the four contacts, even after a run deleted one. The rows it removes are practice rows;</w:t>
-      </w:r>
-      <w:r>
-        <w:t xml:space="preserve"> the Chapter 5 project keeps its contacts in a database of its own.</w:t>
+        <w:t>Every Chapter 5 lesson starts from a known state, so its screens match the lesson's. Remember, each language keeps its own table, so there is one reset file per language: reset_contacts_c.sql resets contacts_c, the C programs' table, and the six files differ only in the language's name. Each file drops its language's contacts table and the contact_groups table that Lessons 4.11 to 4.14 left behind, such as contact_groups_c, with any rows you added, creates the Chapter 5 contacts table again, and inserts Les</w:t>
+      </w:r>
+      <w:r>
+        <w:t>son 4.6's three contacts and, for this lesson, a fourth: a second Ada Lovelace with her own email. Every Build and Run block runs its language's file again, so each run starts with the four contacts, even after a run deleted one. The rows it removes are practice rows; the Chapter 5 project keeps its contacts in a database of its own.</w:t>
       </w:r>
     </w:p>
     <w:p>
@@ -2246,46 +2286,54 @@
         <w:pStyle w:val="Heading3"/>
       </w:pPr>
       <w:r>
-        <w:t>sql/reset_contacts.sql</w:t>
-      </w:r>
-    </w:p>
-    <w:p>
-      <w:pPr>
-        <w:pStyle w:val="SourceCode"/>
-        <w:keepNext/>
-      </w:pPr>
-      <w:r>
-        <w:t>-- Chapter 5's known state. This file resets the lesson table: it drops</w:t>
-      </w:r>
-    </w:p>
-    <w:p>
-      <w:pPr>
-        <w:pStyle w:val="SourceCode"/>
-        <w:keepNext/>
-      </w:pPr>
-      <w:r>
-        <w:t>-- it, with any rows earlier lessons or your own experiments left in it,</w:t>
-      </w:r>
-    </w:p>
-    <w:p>
-      <w:pPr>
-        <w:pStyle w:val="SourceCode"/>
-      </w:pPr>
-      <w:r>
-        <w:t>-- and builds it again with Lesson 4.6's three contacts and a fourth.</w:t>
-      </w:r>
-    </w:p>
-    <w:p>
-      <w:pPr>
-        <w:pStyle w:val="SourceCode"/>
-      </w:pPr>
-    </w:p>
-    <w:p>
-      <w:pPr>
-        <w:pStyle w:val="SourceCode"/>
-      </w:pPr>
-      <w:r>
-        <w:t>-- Remove the old tables and every row in them (Lesson 4.4). contacts goes</w:t>
+        <w:t>sql/reset_contacts_c.sql</w:t>
+      </w:r>
+    </w:p>
+    <w:p>
+      <w:pPr>
+        <w:pStyle w:val="SourceCode"/>
+        <w:keepNext/>
+      </w:pPr>
+      <w:r>
+        <w:t>-- Chapter 5's known state for C. This file resets contacts_c, the C</w:t>
+      </w:r>
+    </w:p>
+    <w:p>
+      <w:pPr>
+        <w:pStyle w:val="SourceCode"/>
+        <w:keepNext/>
+      </w:pPr>
+      <w:r>
+        <w:t>-- programs' own contacts table: it drops it, with any rows earlier lessons</w:t>
+      </w:r>
+    </w:p>
+    <w:p>
+      <w:pPr>
+        <w:pStyle w:val="SourceCode"/>
+      </w:pPr>
+      <w:r>
+        <w:t>-- or your own experiments left in it, and builds it again with Lesson 4.6's</w:t>
+      </w:r>
+    </w:p>
+    <w:p>
+      <w:pPr>
+        <w:pStyle w:val="SourceCode"/>
+      </w:pPr>
+      <w:r>
+        <w:t>-- three contacts and a fourth.</w:t>
+      </w:r>
+    </w:p>
+    <w:p>
+      <w:pPr>
+        <w:pStyle w:val="SourceCode"/>
+      </w:pPr>
+    </w:p>
+    <w:p>
+      <w:pPr>
+        <w:pStyle w:val="SourceCode"/>
+      </w:pPr>
+      <w:r>
+        <w:t>-- Remove the old tables and every row in them (Lesson 4.4). contacts_c goes</w:t>
       </w:r>
     </w:p>
     <w:p>
@@ -2301,7 +2349,7 @@
         <w:pStyle w:val="SourceCode"/>
       </w:pPr>
       <w:r>
-        <w:t>-- contact_groups, and the server refuses to drop a table that another</w:t>
+        <w:t>-- contact_groups_c, and the server refuses to drop a table that another</w:t>
       </w:r>
     </w:p>
     <w:p>
@@ -2317,7 +2365,7 @@
         <w:pStyle w:val="SourceCode"/>
       </w:pPr>
       <w:r>
-        <w:t>-- contact_groups is dropped and not created again. IF EXISTS skips a</w:t>
+        <w:t>-- contact_groups_c is dropped and not created again. IF EXISTS skips a</w:t>
       </w:r>
     </w:p>
     <w:p>
@@ -2333,28 +2381,28 @@
         <w:pStyle w:val="SourceCode"/>
       </w:pPr>
       <w:r>
-        <w:t>DROP TABLE IF EXISTS contacts;</w:t>
-      </w:r>
-    </w:p>
-    <w:p>
-      <w:pPr>
-        <w:pStyle w:val="SourceCode"/>
-      </w:pPr>
-      <w:r>
-        <w:t>DROP TABLE IF EXISTS contact_groups;</w:t>
-      </w:r>
-    </w:p>
-    <w:p>
-      <w:pPr>
-        <w:pStyle w:val="SourceCode"/>
-      </w:pPr>
-    </w:p>
-    <w:p>
-      <w:pPr>
-        <w:pStyle w:val="SourceCode"/>
-      </w:pPr>
-      <w:r>
-        <w:t>-- Lesson 4.4's contacts table, with Lesson 4.12's index on name written</w:t>
+        <w:t>DROP TABLE IF EXISTS contacts_c;</w:t>
+      </w:r>
+    </w:p>
+    <w:p>
+      <w:pPr>
+        <w:pStyle w:val="SourceCode"/>
+      </w:pPr>
+      <w:r>
+        <w:t>DROP TABLE IF EXISTS contact_groups_c;</w:t>
+      </w:r>
+    </w:p>
+    <w:p>
+      <w:pPr>
+        <w:pStyle w:val="SourceCode"/>
+      </w:pPr>
+    </w:p>
+    <w:p>
+      <w:pPr>
+        <w:pStyle w:val="SourceCode"/>
+      </w:pPr>
+      <w:r>
+        <w:t>-- Lesson 4.4's contacts_c table, with Lesson 4.12's index on name written</w:t>
       </w:r>
     </w:p>
     <w:p>
@@ -2378,7 +2426,7 @@
         <w:pStyle w:val="SourceCode"/>
       </w:pPr>
       <w:r>
-        <w:t>CREATE TABLE contacts (</w:t>
+        <w:t>CREATE TABLE contacts_c (</w:t>
       </w:r>
     </w:p>
     <w:p>
@@ -2418,7 +2466,7 @@
         <w:pStyle w:val="SourceCode"/>
       </w:pPr>
       <w:r>
-        <w:t xml:space="preserve">    INDEX idx_contacts_name (name)</w:t>
+        <w:t xml:space="preserve">    INDEX idx_contacts_c_name (name)</w:t>
       </w:r>
     </w:p>
     <w:p>
@@ -2447,7 +2495,7 @@
         <w:pStyle w:val="SourceCode"/>
       </w:pPr>
       <w:r>
-        <w:t>INSERT INTO contacts (name, email, phone)</w:t>
+        <w:t>INSERT INTO contacts_c (name, email, phone)</w:t>
       </w:r>
     </w:p>
     <w:p>
@@ -2463,7 +2511,7 @@
         <w:pStyle w:val="SourceCode"/>
       </w:pPr>
       <w:r>
-        <w:t>INSERT INTO contacts (name, email, phone)</w:t>
+        <w:t>INSERT INTO contacts_c (name, email, phone)</w:t>
       </w:r>
     </w:p>
     <w:p>
@@ -2479,7 +2527,7 @@
         <w:pStyle w:val="SourceCode"/>
       </w:pPr>
       <w:r>
-        <w:t>INSERT INTO contacts (name, email, phone)</w:t>
+        <w:t>INSERT INTO contacts_c (name, email, phone)</w:t>
       </w:r>
     </w:p>
     <w:p>
@@ -2526,7 +2574,7 @@
         <w:keepNext/>
       </w:pPr>
       <w:r>
-        <w:t>INSERT INTO contacts (name, email, phone)</w:t>
+        <w:t>INSERT INTO contacts_c (name, email, phone)</w:t>
       </w:r>
     </w:p>
     <w:p>
@@ -2547,6 +2595,1551 @@
         <w:pStyle w:val="Heading3"/>
       </w:pPr>
       <w:r>
+        <w:t>sql/reset_contacts_cpp.sql</w:t>
+      </w:r>
+    </w:p>
+    <w:p>
+      <w:pPr>
+        <w:pStyle w:val="SourceCode"/>
+        <w:keepNext/>
+      </w:pPr>
+      <w:r>
+        <w:t>-- Chapter 5's known state for C++. This file resets contacts_cpp, the C++</w:t>
+      </w:r>
+    </w:p>
+    <w:p>
+      <w:pPr>
+        <w:pStyle w:val="SourceCode"/>
+        <w:keepNext/>
+      </w:pPr>
+      <w:r>
+        <w:t>-- programs' own contacts table: it drops it, with any rows earlier lessons</w:t>
+      </w:r>
+    </w:p>
+    <w:p>
+      <w:pPr>
+        <w:pStyle w:val="SourceCode"/>
+      </w:pPr>
+      <w:r>
+        <w:t>-- or your own experiments left in it, and builds it again with Lesson 4.6's</w:t>
+      </w:r>
+    </w:p>
+    <w:p>
+      <w:pPr>
+        <w:pStyle w:val="SourceCode"/>
+      </w:pPr>
+      <w:r>
+        <w:t>-- three contacts and a fourth.</w:t>
+      </w:r>
+    </w:p>
+    <w:p>
+      <w:pPr>
+        <w:pStyle w:val="SourceCode"/>
+      </w:pPr>
+    </w:p>
+    <w:p>
+      <w:pPr>
+        <w:pStyle w:val="SourceCode"/>
+      </w:pPr>
+      <w:r>
+        <w:t>-- Remove the old tables and every row in them (Lesson 4.4). contacts_cpp</w:t>
+      </w:r>
+    </w:p>
+    <w:p>
+      <w:pPr>
+        <w:pStyle w:val="SourceCode"/>
+      </w:pPr>
+      <w:r>
+        <w:t>-- goes first, because in Lessons 4.11 to 4.14 its rows pointed at</w:t>
+      </w:r>
+    </w:p>
+    <w:p>
+      <w:pPr>
+        <w:pStyle w:val="SourceCode"/>
+      </w:pPr>
+      <w:r>
+        <w:t>-- contact_groups_cpp, and the server refuses to drop a table that another</w:t>
+      </w:r>
+    </w:p>
+    <w:p>
+      <w:pPr>
+        <w:pStyle w:val="SourceCode"/>
+      </w:pPr>
+      <w:r>
+        <w:t>-- table's foreign key still points at. Chapter 5 has no groups, so</w:t>
+      </w:r>
+    </w:p>
+    <w:p>
+      <w:pPr>
+        <w:pStyle w:val="SourceCode"/>
+      </w:pPr>
+      <w:r>
+        <w:t>-- contact_groups_cpp is dropped and not created again. IF EXISTS skips a</w:t>
+      </w:r>
+    </w:p>
+    <w:p>
+      <w:pPr>
+        <w:pStyle w:val="SourceCode"/>
+      </w:pPr>
+      <w:r>
+        <w:t>-- table that is not there.</w:t>
+      </w:r>
+    </w:p>
+    <w:p>
+      <w:pPr>
+        <w:pStyle w:val="SourceCode"/>
+      </w:pPr>
+      <w:r>
+        <w:t>DROP TABLE IF EXISTS contacts_cpp;</w:t>
+      </w:r>
+    </w:p>
+    <w:p>
+      <w:pPr>
+        <w:pStyle w:val="SourceCode"/>
+      </w:pPr>
+      <w:r>
+        <w:t>DROP TABLE IF EXISTS contact_groups_cpp;</w:t>
+      </w:r>
+    </w:p>
+    <w:p>
+      <w:pPr>
+        <w:pStyle w:val="SourceCode"/>
+      </w:pPr>
+    </w:p>
+    <w:p>
+      <w:pPr>
+        <w:pStyle w:val="SourceCode"/>
+      </w:pPr>
+      <w:r>
+        <w:t>-- Lesson 4.4's contacts_cpp table, with Lesson 4.12's index on name written</w:t>
+      </w:r>
+    </w:p>
+    <w:p>
+      <w:pPr>
+        <w:pStyle w:val="SourceCode"/>
+      </w:pPr>
+      <w:r>
+        <w:t>-- inside CREATE TABLE. Only email is UNIQUE, so two contacts may share a</w:t>
+      </w:r>
+    </w:p>
+    <w:p>
+      <w:pPr>
+        <w:pStyle w:val="SourceCode"/>
+      </w:pPr>
+      <w:r>
+        <w:t>-- name, and phone may be NULL: no phone.</w:t>
+      </w:r>
+    </w:p>
+    <w:p>
+      <w:pPr>
+        <w:pStyle w:val="SourceCode"/>
+      </w:pPr>
+      <w:r>
+        <w:t>CREATE TABLE contacts_cpp (</w:t>
+      </w:r>
+    </w:p>
+    <w:p>
+      <w:pPr>
+        <w:pStyle w:val="SourceCode"/>
+      </w:pPr>
+      <w:r>
+        <w:t xml:space="preserve">    id    INT AUTO_INCREMENT PRIMARY KEY,</w:t>
+      </w:r>
+    </w:p>
+    <w:p>
+      <w:pPr>
+        <w:pStyle w:val="SourceCode"/>
+      </w:pPr>
+      <w:r>
+        <w:t xml:space="preserve">    name  VARCHAR(100) NOT NULL,</w:t>
+      </w:r>
+    </w:p>
+    <w:p>
+      <w:pPr>
+        <w:pStyle w:val="SourceCode"/>
+      </w:pPr>
+      <w:r>
+        <w:t xml:space="preserve">    email VARCHAR(254) NOT NULL UNIQUE,</w:t>
+      </w:r>
+    </w:p>
+    <w:p>
+      <w:pPr>
+        <w:pStyle w:val="SourceCode"/>
+      </w:pPr>
+      <w:r>
+        <w:t xml:space="preserve">    phone VARCHAR(20)  NULL,</w:t>
+      </w:r>
+    </w:p>
+    <w:p>
+      <w:pPr>
+        <w:pStyle w:val="SourceCode"/>
+      </w:pPr>
+      <w:r>
+        <w:t xml:space="preserve">    INDEX idx_contacts_cpp_name (name)</w:t>
+      </w:r>
+    </w:p>
+    <w:p>
+      <w:pPr>
+        <w:pStyle w:val="SourceCode"/>
+      </w:pPr>
+      <w:r>
+        <w:t>) CHARACTER SET utf8mb4;</w:t>
+      </w:r>
+    </w:p>
+    <w:p>
+      <w:pPr>
+        <w:pStyle w:val="SourceCode"/>
+      </w:pPr>
+    </w:p>
+    <w:p>
+      <w:pPr>
+        <w:pStyle w:val="SourceCode"/>
+      </w:pPr>
+      <w:r>
+        <w:t>-- Lesson 4.6's three contacts, ids 1, 2, 3. Grace Hopper has no phone.</w:t>
+      </w:r>
+    </w:p>
+    <w:p>
+      <w:pPr>
+        <w:pStyle w:val="SourceCode"/>
+      </w:pPr>
+      <w:r>
+        <w:t>INSERT INTO contacts_cpp (name, email, phone)</w:t>
+      </w:r>
+    </w:p>
+    <w:p>
+      <w:pPr>
+        <w:pStyle w:val="SourceCode"/>
+      </w:pPr>
+      <w:r>
+        <w:t xml:space="preserve">    VALUES ('Ada Lovelace', 'ada@example.com', '555-0100');</w:t>
+      </w:r>
+    </w:p>
+    <w:p>
+      <w:pPr>
+        <w:pStyle w:val="SourceCode"/>
+      </w:pPr>
+      <w:r>
+        <w:t>INSERT INTO contacts_cpp (name, email, phone)</w:t>
+      </w:r>
+    </w:p>
+    <w:p>
+      <w:pPr>
+        <w:pStyle w:val="SourceCode"/>
+      </w:pPr>
+      <w:r>
+        <w:t xml:space="preserve">    VALUES ('Grace Hopper', 'grace@example.com', NULL);</w:t>
+      </w:r>
+    </w:p>
+    <w:p>
+      <w:pPr>
+        <w:pStyle w:val="SourceCode"/>
+      </w:pPr>
+      <w:r>
+        <w:t>INSERT INTO contacts_cpp (name, email, phone)</w:t>
+      </w:r>
+    </w:p>
+    <w:p>
+      <w:pPr>
+        <w:pStyle w:val="SourceCode"/>
+      </w:pPr>
+      <w:r>
+        <w:t xml:space="preserve">    VALUES ('Alan Turing', 'alan@example.com', '555-0102');</w:t>
+      </w:r>
+    </w:p>
+    <w:p>
+      <w:pPr>
+        <w:pStyle w:val="SourceCode"/>
+      </w:pPr>
+    </w:p>
+    <w:p>
+      <w:pPr>
+        <w:pStyle w:val="SourceCode"/>
+      </w:pPr>
+      <w:r>
+        <w:t>-- Lesson 5.4's fourth contact, id 4: a second Ada Lovelace with her own</w:t>
+      </w:r>
+    </w:p>
+    <w:p>
+      <w:pPr>
+        <w:pStyle w:val="SourceCode"/>
+      </w:pPr>
+      <w:r>
+        <w:t>-- email, as Lesson 5.1's add stored one. Two contacts share this name, so</w:t>
+      </w:r>
+    </w:p>
+    <w:p>
+      <w:pPr>
+        <w:pStyle w:val="SourceCode"/>
+        <w:keepNext/>
+      </w:pPr>
+      <w:r>
+        <w:t>-- the delete must show the whole record before it asks.</w:t>
+      </w:r>
+    </w:p>
+    <w:p>
+      <w:pPr>
+        <w:pStyle w:val="SourceCode"/>
+        <w:keepNext/>
+      </w:pPr>
+      <w:r>
+        <w:t>INSERT INTO contacts_cpp (name, email, phone)</w:t>
+      </w:r>
+    </w:p>
+    <w:p>
+      <w:pPr>
+        <w:pStyle w:val="SourceCode"/>
+      </w:pPr>
+      <w:r>
+        <w:t xml:space="preserve">    VALUES ('Ada Lovelace', 'ada.lovelace@example.org', '555-0199');</w:t>
+      </w:r>
+    </w:p>
+    <w:p>
+      <w:pPr>
+        <w:keepNext/>
+      </w:pPr>
+    </w:p>
+    <w:p>
+      <w:pPr>
+        <w:pStyle w:val="Heading3"/>
+      </w:pPr>
+      <w:r>
+        <w:t>sql/reset_contacts_csharp.sql</w:t>
+      </w:r>
+    </w:p>
+    <w:p>
+      <w:pPr>
+        <w:pStyle w:val="SourceCode"/>
+        <w:keepNext/>
+      </w:pPr>
+      <w:r>
+        <w:t>-- Chapter 5's known state for C#. This file resets contacts_csharp, the C#</w:t>
+      </w:r>
+    </w:p>
+    <w:p>
+      <w:pPr>
+        <w:pStyle w:val="SourceCode"/>
+        <w:keepNext/>
+      </w:pPr>
+      <w:r>
+        <w:t>-- programs' own contacts table: it drops it, with any rows earlier lessons</w:t>
+      </w:r>
+    </w:p>
+    <w:p>
+      <w:pPr>
+        <w:pStyle w:val="SourceCode"/>
+      </w:pPr>
+      <w:r>
+        <w:t>-- or your own experiments left in it, and builds it again with Lesson 4.6's</w:t>
+      </w:r>
+    </w:p>
+    <w:p>
+      <w:pPr>
+        <w:pStyle w:val="SourceCode"/>
+      </w:pPr>
+      <w:r>
+        <w:t>-- three contacts and a fourth.</w:t>
+      </w:r>
+    </w:p>
+    <w:p>
+      <w:pPr>
+        <w:pStyle w:val="SourceCode"/>
+      </w:pPr>
+    </w:p>
+    <w:p>
+      <w:pPr>
+        <w:pStyle w:val="SourceCode"/>
+      </w:pPr>
+      <w:r>
+        <w:t>-- Remove the old tables and every row in them (Lesson 4.4). contacts_csharp</w:t>
+      </w:r>
+    </w:p>
+    <w:p>
+      <w:pPr>
+        <w:pStyle w:val="SourceCode"/>
+      </w:pPr>
+      <w:r>
+        <w:t>-- goes first, because in Lessons 4.11 to 4.14 its rows pointed at</w:t>
+      </w:r>
+    </w:p>
+    <w:p>
+      <w:pPr>
+        <w:pStyle w:val="SourceCode"/>
+      </w:pPr>
+      <w:r>
+        <w:t>-- contact_groups_csharp, and the server refuses to drop a table that</w:t>
+      </w:r>
+    </w:p>
+    <w:p>
+      <w:pPr>
+        <w:pStyle w:val="SourceCode"/>
+      </w:pPr>
+      <w:r>
+        <w:t>-- another table's foreign key still points at. Chapter 5 has no groups, so</w:t>
+      </w:r>
+    </w:p>
+    <w:p>
+      <w:pPr>
+        <w:pStyle w:val="SourceCode"/>
+      </w:pPr>
+      <w:r>
+        <w:t>-- contact_groups_csharp is dropped and not created again. IF EXISTS skips a</w:t>
+      </w:r>
+    </w:p>
+    <w:p>
+      <w:pPr>
+        <w:pStyle w:val="SourceCode"/>
+      </w:pPr>
+      <w:r>
+        <w:t>-- table that is not there.</w:t>
+      </w:r>
+    </w:p>
+    <w:p>
+      <w:pPr>
+        <w:pStyle w:val="SourceCode"/>
+      </w:pPr>
+      <w:r>
+        <w:t>DROP TABLE IF EXISTS contacts_csharp;</w:t>
+      </w:r>
+    </w:p>
+    <w:p>
+      <w:pPr>
+        <w:pStyle w:val="SourceCode"/>
+      </w:pPr>
+      <w:r>
+        <w:t>DROP TABLE IF EXISTS contact_groups_csharp;</w:t>
+      </w:r>
+    </w:p>
+    <w:p>
+      <w:pPr>
+        <w:pStyle w:val="SourceCode"/>
+      </w:pPr>
+    </w:p>
+    <w:p>
+      <w:pPr>
+        <w:pStyle w:val="SourceCode"/>
+      </w:pPr>
+      <w:r>
+        <w:t>-- Lesson 4.4's contacts_csharp table, with Lesson 4.12's index on name</w:t>
+      </w:r>
+    </w:p>
+    <w:p>
+      <w:pPr>
+        <w:pStyle w:val="SourceCode"/>
+      </w:pPr>
+      <w:r>
+        <w:t>-- written inside CREATE TABLE. Only email is UNIQUE, so two contacts may</w:t>
+      </w:r>
+    </w:p>
+    <w:p>
+      <w:pPr>
+        <w:pStyle w:val="SourceCode"/>
+      </w:pPr>
+      <w:r>
+        <w:t>-- share a name, and phone may be NULL: no phone.</w:t>
+      </w:r>
+    </w:p>
+    <w:p>
+      <w:pPr>
+        <w:pStyle w:val="SourceCode"/>
+      </w:pPr>
+      <w:r>
+        <w:t>CREATE TABLE contacts_csharp (</w:t>
+      </w:r>
+    </w:p>
+    <w:p>
+      <w:pPr>
+        <w:pStyle w:val="SourceCode"/>
+      </w:pPr>
+      <w:r>
+        <w:t xml:space="preserve">    id    INT AUTO_INCREMENT PRIMARY KEY,</w:t>
+      </w:r>
+    </w:p>
+    <w:p>
+      <w:pPr>
+        <w:pStyle w:val="SourceCode"/>
+      </w:pPr>
+      <w:r>
+        <w:t xml:space="preserve">    name  VARCHAR(100) NOT NULL,</w:t>
+      </w:r>
+    </w:p>
+    <w:p>
+      <w:pPr>
+        <w:pStyle w:val="SourceCode"/>
+      </w:pPr>
+      <w:r>
+        <w:t xml:space="preserve">    email VARCHAR(254) NOT NULL UNIQUE,</w:t>
+      </w:r>
+    </w:p>
+    <w:p>
+      <w:pPr>
+        <w:pStyle w:val="SourceCode"/>
+      </w:pPr>
+      <w:r>
+        <w:t xml:space="preserve">    phone VARCHAR(20)  NULL,</w:t>
+      </w:r>
+    </w:p>
+    <w:p>
+      <w:pPr>
+        <w:pStyle w:val="SourceCode"/>
+      </w:pPr>
+      <w:r>
+        <w:t xml:space="preserve">    INDEX idx_contacts_csharp_name (name)</w:t>
+      </w:r>
+    </w:p>
+    <w:p>
+      <w:pPr>
+        <w:pStyle w:val="SourceCode"/>
+      </w:pPr>
+      <w:r>
+        <w:t>) CHARACTER SET utf8mb4;</w:t>
+      </w:r>
+    </w:p>
+    <w:p>
+      <w:pPr>
+        <w:pStyle w:val="SourceCode"/>
+      </w:pPr>
+    </w:p>
+    <w:p>
+      <w:pPr>
+        <w:pStyle w:val="SourceCode"/>
+      </w:pPr>
+      <w:r>
+        <w:t>-- Lesson 4.6's three contacts, ids 1, 2, 3. Grace Hopper has no phone.</w:t>
+      </w:r>
+    </w:p>
+    <w:p>
+      <w:pPr>
+        <w:pStyle w:val="SourceCode"/>
+      </w:pPr>
+      <w:r>
+        <w:t>INSERT INTO contacts_csharp (name, email, phone)</w:t>
+      </w:r>
+    </w:p>
+    <w:p>
+      <w:pPr>
+        <w:pStyle w:val="SourceCode"/>
+      </w:pPr>
+      <w:r>
+        <w:t xml:space="preserve">    VALUES ('Ada Lovelace', 'ada@example.com', '555-0100');</w:t>
+      </w:r>
+    </w:p>
+    <w:p>
+      <w:pPr>
+        <w:pStyle w:val="SourceCode"/>
+      </w:pPr>
+      <w:r>
+        <w:t>INSERT INTO contacts_csharp (name, email, phone)</w:t>
+      </w:r>
+    </w:p>
+    <w:p>
+      <w:pPr>
+        <w:pStyle w:val="SourceCode"/>
+      </w:pPr>
+      <w:r>
+        <w:t xml:space="preserve">    VALUES ('Grace Hopper', 'grace@example.com', NULL);</w:t>
+      </w:r>
+    </w:p>
+    <w:p>
+      <w:pPr>
+        <w:pStyle w:val="SourceCode"/>
+      </w:pPr>
+      <w:r>
+        <w:t>INSERT INTO contacts_csharp (name, email, phone)</w:t>
+      </w:r>
+    </w:p>
+    <w:p>
+      <w:pPr>
+        <w:pStyle w:val="SourceCode"/>
+      </w:pPr>
+      <w:r>
+        <w:t xml:space="preserve">    VALUES ('Alan Turing', 'alan@example.com', '555-0102');</w:t>
+      </w:r>
+    </w:p>
+    <w:p>
+      <w:pPr>
+        <w:pStyle w:val="SourceCode"/>
+      </w:pPr>
+    </w:p>
+    <w:p>
+      <w:pPr>
+        <w:pStyle w:val="SourceCode"/>
+      </w:pPr>
+      <w:r>
+        <w:t>-- Lesson 5.4's fourth contact, id 4: a second Ada Lovelace with her own</w:t>
+      </w:r>
+    </w:p>
+    <w:p>
+      <w:pPr>
+        <w:pStyle w:val="SourceCode"/>
+      </w:pPr>
+      <w:r>
+        <w:t>-- email, as Lesson 5.1's add stored one. Two contacts share this name, so</w:t>
+      </w:r>
+    </w:p>
+    <w:p>
+      <w:pPr>
+        <w:pStyle w:val="SourceCode"/>
+        <w:keepNext/>
+      </w:pPr>
+      <w:r>
+        <w:t>-- the delete must show the whole record before it asks.</w:t>
+      </w:r>
+    </w:p>
+    <w:p>
+      <w:pPr>
+        <w:pStyle w:val="SourceCode"/>
+        <w:keepNext/>
+      </w:pPr>
+      <w:r>
+        <w:t>INSERT INTO contacts_csharp (name, email, phone)</w:t>
+      </w:r>
+    </w:p>
+    <w:p>
+      <w:pPr>
+        <w:pStyle w:val="SourceCode"/>
+      </w:pPr>
+      <w:r>
+        <w:t xml:space="preserve">    VALUES ('Ada Lovelace', 'ada.lovelace@example.org', '555-0199');</w:t>
+      </w:r>
+    </w:p>
+    <w:p>
+      <w:pPr>
+        <w:keepNext/>
+      </w:pPr>
+    </w:p>
+    <w:p>
+      <w:pPr>
+        <w:pStyle w:val="Heading3"/>
+      </w:pPr>
+      <w:r>
+        <w:t>sql/reset_contacts_go.sql</w:t>
+      </w:r>
+    </w:p>
+    <w:p>
+      <w:pPr>
+        <w:pStyle w:val="SourceCode"/>
+        <w:keepNext/>
+      </w:pPr>
+      <w:r>
+        <w:t>-- Chapter 5's known state for Go. This file resets contacts_go, the Go</w:t>
+      </w:r>
+    </w:p>
+    <w:p>
+      <w:pPr>
+        <w:pStyle w:val="SourceCode"/>
+        <w:keepNext/>
+      </w:pPr>
+      <w:r>
+        <w:t>-- programs' own contacts table: it drops it, with any rows earlier lessons</w:t>
+      </w:r>
+    </w:p>
+    <w:p>
+      <w:pPr>
+        <w:pStyle w:val="SourceCode"/>
+      </w:pPr>
+      <w:r>
+        <w:t>-- or your own experiments left in it, and builds it again with Lesson 4.6's</w:t>
+      </w:r>
+    </w:p>
+    <w:p>
+      <w:pPr>
+        <w:pStyle w:val="SourceCode"/>
+      </w:pPr>
+      <w:r>
+        <w:t>-- three contacts and a fourth.</w:t>
+      </w:r>
+    </w:p>
+    <w:p>
+      <w:pPr>
+        <w:pStyle w:val="SourceCode"/>
+      </w:pPr>
+    </w:p>
+    <w:p>
+      <w:pPr>
+        <w:pStyle w:val="SourceCode"/>
+      </w:pPr>
+      <w:r>
+        <w:t>-- Remove the old tables and every row in them (Lesson 4.4). contacts_go</w:t>
+      </w:r>
+    </w:p>
+    <w:p>
+      <w:pPr>
+        <w:pStyle w:val="SourceCode"/>
+      </w:pPr>
+      <w:r>
+        <w:t>-- goes first, because in Lessons 4.11 to 4.14 its rows pointed at</w:t>
+      </w:r>
+    </w:p>
+    <w:p>
+      <w:pPr>
+        <w:pStyle w:val="SourceCode"/>
+      </w:pPr>
+      <w:r>
+        <w:t>-- contact_groups_go, and the server refuses to drop a table that another</w:t>
+      </w:r>
+    </w:p>
+    <w:p>
+      <w:pPr>
+        <w:pStyle w:val="SourceCode"/>
+      </w:pPr>
+      <w:r>
+        <w:t>-- table's foreign key still points at. Chapter 5 has no groups, so</w:t>
+      </w:r>
+    </w:p>
+    <w:p>
+      <w:pPr>
+        <w:pStyle w:val="SourceCode"/>
+      </w:pPr>
+      <w:r>
+        <w:t>-- contact_groups_go is dropped and not created again. IF EXISTS skips a</w:t>
+      </w:r>
+    </w:p>
+    <w:p>
+      <w:pPr>
+        <w:pStyle w:val="SourceCode"/>
+      </w:pPr>
+      <w:r>
+        <w:t>-- table that is not there.</w:t>
+      </w:r>
+    </w:p>
+    <w:p>
+      <w:pPr>
+        <w:pStyle w:val="SourceCode"/>
+      </w:pPr>
+      <w:r>
+        <w:t>DROP TABLE IF EXISTS contacts_go;</w:t>
+      </w:r>
+    </w:p>
+    <w:p>
+      <w:pPr>
+        <w:pStyle w:val="SourceCode"/>
+      </w:pPr>
+      <w:r>
+        <w:t>DROP TABLE IF EXISTS contact_groups_go;</w:t>
+      </w:r>
+    </w:p>
+    <w:p>
+      <w:pPr>
+        <w:pStyle w:val="SourceCode"/>
+      </w:pPr>
+    </w:p>
+    <w:p>
+      <w:pPr>
+        <w:pStyle w:val="SourceCode"/>
+      </w:pPr>
+      <w:r>
+        <w:t>-- Lesson 4.4's contacts_go table, with Lesson 4.12's index on name written</w:t>
+      </w:r>
+    </w:p>
+    <w:p>
+      <w:pPr>
+        <w:pStyle w:val="SourceCode"/>
+      </w:pPr>
+      <w:r>
+        <w:t>-- inside CREATE TABLE. Only email is UNIQUE, so two contacts may share a</w:t>
+      </w:r>
+    </w:p>
+    <w:p>
+      <w:pPr>
+        <w:pStyle w:val="SourceCode"/>
+      </w:pPr>
+      <w:r>
+        <w:t>-- name, and phone may be NULL: no phone.</w:t>
+      </w:r>
+    </w:p>
+    <w:p>
+      <w:pPr>
+        <w:pStyle w:val="SourceCode"/>
+      </w:pPr>
+      <w:r>
+        <w:t>CREATE TABLE contacts_go (</w:t>
+      </w:r>
+    </w:p>
+    <w:p>
+      <w:pPr>
+        <w:pStyle w:val="SourceCode"/>
+      </w:pPr>
+      <w:r>
+        <w:t xml:space="preserve">    id    INT AUTO_INCREMENT PRIMARY KEY,</w:t>
+      </w:r>
+    </w:p>
+    <w:p>
+      <w:pPr>
+        <w:pStyle w:val="SourceCode"/>
+      </w:pPr>
+      <w:r>
+        <w:t xml:space="preserve">    name  VARCHAR(100) NOT NULL,</w:t>
+      </w:r>
+    </w:p>
+    <w:p>
+      <w:pPr>
+        <w:pStyle w:val="SourceCode"/>
+      </w:pPr>
+      <w:r>
+        <w:t xml:space="preserve">    email VARCHAR(254) NOT NULL UNIQUE,</w:t>
+      </w:r>
+    </w:p>
+    <w:p>
+      <w:pPr>
+        <w:pStyle w:val="SourceCode"/>
+      </w:pPr>
+      <w:r>
+        <w:t xml:space="preserve">    phone VARCHAR(20)  NULL,</w:t>
+      </w:r>
+    </w:p>
+    <w:p>
+      <w:pPr>
+        <w:pStyle w:val="SourceCode"/>
+      </w:pPr>
+      <w:r>
+        <w:t xml:space="preserve">    INDEX idx_contacts_go_name (name)</w:t>
+      </w:r>
+    </w:p>
+    <w:p>
+      <w:pPr>
+        <w:pStyle w:val="SourceCode"/>
+      </w:pPr>
+      <w:r>
+        <w:t>) CHARACTER SET utf8mb4;</w:t>
+      </w:r>
+    </w:p>
+    <w:p>
+      <w:pPr>
+        <w:pStyle w:val="SourceCode"/>
+      </w:pPr>
+    </w:p>
+    <w:p>
+      <w:pPr>
+        <w:pStyle w:val="SourceCode"/>
+      </w:pPr>
+      <w:r>
+        <w:t>-- Lesson 4.6's three contacts, ids 1, 2, 3. Grace Hopper has no phone.</w:t>
+      </w:r>
+    </w:p>
+    <w:p>
+      <w:pPr>
+        <w:pStyle w:val="SourceCode"/>
+      </w:pPr>
+      <w:r>
+        <w:t>INSERT INTO contacts_go (name, email, phone)</w:t>
+      </w:r>
+    </w:p>
+    <w:p>
+      <w:pPr>
+        <w:pStyle w:val="SourceCode"/>
+      </w:pPr>
+      <w:r>
+        <w:t xml:space="preserve">    VALUES ('Ada Lovelace', 'ada@example.com', '555-0100');</w:t>
+      </w:r>
+    </w:p>
+    <w:p>
+      <w:pPr>
+        <w:pStyle w:val="SourceCode"/>
+      </w:pPr>
+      <w:r>
+        <w:t>INSERT INTO contacts_go (name, email, phone)</w:t>
+      </w:r>
+    </w:p>
+    <w:p>
+      <w:pPr>
+        <w:pStyle w:val="SourceCode"/>
+      </w:pPr>
+      <w:r>
+        <w:t xml:space="preserve">    VALUES ('Grace Hopper', 'grace@example.com', NULL);</w:t>
+      </w:r>
+    </w:p>
+    <w:p>
+      <w:pPr>
+        <w:pStyle w:val="SourceCode"/>
+      </w:pPr>
+      <w:r>
+        <w:t>INSERT INTO contacts_go (name, email, phone)</w:t>
+      </w:r>
+    </w:p>
+    <w:p>
+      <w:pPr>
+        <w:pStyle w:val="SourceCode"/>
+      </w:pPr>
+      <w:r>
+        <w:t xml:space="preserve">    VALUES ('Alan Turing', 'alan@example.com', '555-0102');</w:t>
+      </w:r>
+    </w:p>
+    <w:p>
+      <w:pPr>
+        <w:pStyle w:val="SourceCode"/>
+      </w:pPr>
+    </w:p>
+    <w:p>
+      <w:pPr>
+        <w:pStyle w:val="SourceCode"/>
+      </w:pPr>
+      <w:r>
+        <w:t>-- Lesson 5.4's fourth contact, id 4: a second Ada Lovelace with her own</w:t>
+      </w:r>
+    </w:p>
+    <w:p>
+      <w:pPr>
+        <w:pStyle w:val="SourceCode"/>
+      </w:pPr>
+      <w:r>
+        <w:t>-- email, as Lesson 5.1's add stored one. Two contacts share this name, so</w:t>
+      </w:r>
+    </w:p>
+    <w:p>
+      <w:pPr>
+        <w:pStyle w:val="SourceCode"/>
+        <w:keepNext/>
+      </w:pPr>
+      <w:r>
+        <w:t>-- the delete must show the whole record before it asks.</w:t>
+      </w:r>
+    </w:p>
+    <w:p>
+      <w:pPr>
+        <w:pStyle w:val="SourceCode"/>
+        <w:keepNext/>
+      </w:pPr>
+      <w:r>
+        <w:t>INSERT INTO contacts_go (name, email, phone)</w:t>
+      </w:r>
+    </w:p>
+    <w:p>
+      <w:pPr>
+        <w:pStyle w:val="SourceCode"/>
+      </w:pPr>
+      <w:r>
+        <w:t xml:space="preserve">    VALUES ('Ada Lovelace', 'ada.lovelace@example.org', '555-0199');</w:t>
+      </w:r>
+    </w:p>
+    <w:p>
+      <w:pPr>
+        <w:keepNext/>
+      </w:pPr>
+    </w:p>
+    <w:p>
+      <w:pPr>
+        <w:pStyle w:val="Heading3"/>
+      </w:pPr>
+      <w:r>
+        <w:t>sql/reset_contacts_python.sql</w:t>
+      </w:r>
+    </w:p>
+    <w:p>
+      <w:pPr>
+        <w:pStyle w:val="SourceCode"/>
+        <w:keepNext/>
+      </w:pPr>
+      <w:r>
+        <w:t>-- Chapter 5's known state for Python. This file resets contacts_python, the</w:t>
+      </w:r>
+    </w:p>
+    <w:p>
+      <w:pPr>
+        <w:pStyle w:val="SourceCode"/>
+        <w:keepNext/>
+      </w:pPr>
+      <w:r>
+        <w:t>-- Python programs' own contacts table: it drops it, with any rows earlier</w:t>
+      </w:r>
+    </w:p>
+    <w:p>
+      <w:pPr>
+        <w:pStyle w:val="SourceCode"/>
+      </w:pPr>
+      <w:r>
+        <w:t>-- lessons or your own experiments left in it, and builds it again with</w:t>
+      </w:r>
+    </w:p>
+    <w:p>
+      <w:pPr>
+        <w:pStyle w:val="SourceCode"/>
+      </w:pPr>
+      <w:r>
+        <w:t>-- Lesson 4.6's three contacts and a fourth.</w:t>
+      </w:r>
+    </w:p>
+    <w:p>
+      <w:pPr>
+        <w:pStyle w:val="SourceCode"/>
+      </w:pPr>
+    </w:p>
+    <w:p>
+      <w:pPr>
+        <w:pStyle w:val="SourceCode"/>
+      </w:pPr>
+      <w:r>
+        <w:t>-- Remove the old tables and every row in them (Lesson 4.4). contacts_python</w:t>
+      </w:r>
+    </w:p>
+    <w:p>
+      <w:pPr>
+        <w:pStyle w:val="SourceCode"/>
+      </w:pPr>
+      <w:r>
+        <w:t>-- goes first, because in Lessons 4.11 to 4.14 its rows pointed at</w:t>
+      </w:r>
+    </w:p>
+    <w:p>
+      <w:pPr>
+        <w:pStyle w:val="SourceCode"/>
+      </w:pPr>
+      <w:r>
+        <w:t>-- contact_groups_python, and the server refuses to drop a table that</w:t>
+      </w:r>
+    </w:p>
+    <w:p>
+      <w:pPr>
+        <w:pStyle w:val="SourceCode"/>
+      </w:pPr>
+      <w:r>
+        <w:t>-- another table's foreign key still points at. Chapter 5 has no groups, so</w:t>
+      </w:r>
+    </w:p>
+    <w:p>
+      <w:pPr>
+        <w:pStyle w:val="SourceCode"/>
+      </w:pPr>
+      <w:r>
+        <w:t>-- contact_groups_python is dropped and not created again. IF EXISTS skips a</w:t>
+      </w:r>
+    </w:p>
+    <w:p>
+      <w:pPr>
+        <w:pStyle w:val="SourceCode"/>
+      </w:pPr>
+      <w:r>
+        <w:t>-- table that is not there.</w:t>
+      </w:r>
+    </w:p>
+    <w:p>
+      <w:pPr>
+        <w:pStyle w:val="SourceCode"/>
+      </w:pPr>
+      <w:r>
+        <w:t>DROP TABLE IF EXISTS contacts_python;</w:t>
+      </w:r>
+    </w:p>
+    <w:p>
+      <w:pPr>
+        <w:pStyle w:val="SourceCode"/>
+      </w:pPr>
+      <w:r>
+        <w:t>DROP TABLE IF EXISTS contact_groups_python;</w:t>
+      </w:r>
+    </w:p>
+    <w:p>
+      <w:pPr>
+        <w:pStyle w:val="SourceCode"/>
+      </w:pPr>
+    </w:p>
+    <w:p>
+      <w:pPr>
+        <w:pStyle w:val="SourceCode"/>
+      </w:pPr>
+      <w:r>
+        <w:t>-- Lesson 4.4's contacts_python table, with Lesson 4.12's index on name</w:t>
+      </w:r>
+    </w:p>
+    <w:p>
+      <w:pPr>
+        <w:pStyle w:val="SourceCode"/>
+      </w:pPr>
+      <w:r>
+        <w:t>-- written inside CREATE TABLE. Only email is UNIQUE, so two contacts may</w:t>
+      </w:r>
+    </w:p>
+    <w:p>
+      <w:pPr>
+        <w:pStyle w:val="SourceCode"/>
+      </w:pPr>
+      <w:r>
+        <w:t>-- share a name, and phone may be NULL: no phone.</w:t>
+      </w:r>
+    </w:p>
+    <w:p>
+      <w:pPr>
+        <w:pStyle w:val="SourceCode"/>
+      </w:pPr>
+      <w:r>
+        <w:t>CREATE TABLE contacts_python (</w:t>
+      </w:r>
+    </w:p>
+    <w:p>
+      <w:pPr>
+        <w:pStyle w:val="SourceCode"/>
+      </w:pPr>
+      <w:r>
+        <w:t xml:space="preserve">    id    INT AUTO_INCREMENT PRIMARY KEY,</w:t>
+      </w:r>
+    </w:p>
+    <w:p>
+      <w:pPr>
+        <w:pStyle w:val="SourceCode"/>
+      </w:pPr>
+      <w:r>
+        <w:t xml:space="preserve">    name  VARCHAR(100) NOT NULL,</w:t>
+      </w:r>
+    </w:p>
+    <w:p>
+      <w:pPr>
+        <w:pStyle w:val="SourceCode"/>
+      </w:pPr>
+      <w:r>
+        <w:t xml:space="preserve">    email VARCHAR(254) NOT NULL UNIQUE,</w:t>
+      </w:r>
+    </w:p>
+    <w:p>
+      <w:pPr>
+        <w:pStyle w:val="SourceCode"/>
+      </w:pPr>
+      <w:r>
+        <w:t xml:space="preserve">    phone VARCHAR(20)  NULL,</w:t>
+      </w:r>
+    </w:p>
+    <w:p>
+      <w:pPr>
+        <w:pStyle w:val="SourceCode"/>
+      </w:pPr>
+      <w:r>
+        <w:t xml:space="preserve">    INDEX idx_contacts_python_name (name)</w:t>
+      </w:r>
+    </w:p>
+    <w:p>
+      <w:pPr>
+        <w:pStyle w:val="SourceCode"/>
+      </w:pPr>
+      <w:r>
+        <w:t>) CHARACTER SET utf8mb4;</w:t>
+      </w:r>
+    </w:p>
+    <w:p>
+      <w:pPr>
+        <w:pStyle w:val="SourceCode"/>
+      </w:pPr>
+    </w:p>
+    <w:p>
+      <w:pPr>
+        <w:pStyle w:val="SourceCode"/>
+      </w:pPr>
+      <w:r>
+        <w:t>-- Lesson 4.6's three contacts, ids 1, 2, 3. Grace Hopper has no phone.</w:t>
+      </w:r>
+    </w:p>
+    <w:p>
+      <w:pPr>
+        <w:pStyle w:val="SourceCode"/>
+      </w:pPr>
+      <w:r>
+        <w:t>INSERT INTO contacts_python (name, email, phone)</w:t>
+      </w:r>
+    </w:p>
+    <w:p>
+      <w:pPr>
+        <w:pStyle w:val="SourceCode"/>
+      </w:pPr>
+      <w:r>
+        <w:t xml:space="preserve">    VALUES ('Ada Lovelace', 'ada@example.com', '555-0100');</w:t>
+      </w:r>
+    </w:p>
+    <w:p>
+      <w:pPr>
+        <w:pStyle w:val="SourceCode"/>
+      </w:pPr>
+      <w:r>
+        <w:t>INSERT INTO contacts_python (name, email, phone)</w:t>
+      </w:r>
+    </w:p>
+    <w:p>
+      <w:pPr>
+        <w:pStyle w:val="SourceCode"/>
+      </w:pPr>
+      <w:r>
+        <w:t xml:space="preserve">    VALUES ('Grace Hopper', 'grace@example.com', NULL);</w:t>
+      </w:r>
+    </w:p>
+    <w:p>
+      <w:pPr>
+        <w:pStyle w:val="SourceCode"/>
+      </w:pPr>
+      <w:r>
+        <w:t>INSERT INTO contacts_python (name, email, phone)</w:t>
+      </w:r>
+    </w:p>
+    <w:p>
+      <w:pPr>
+        <w:pStyle w:val="SourceCode"/>
+      </w:pPr>
+      <w:r>
+        <w:t xml:space="preserve">    VALUES ('Alan Turing', 'alan@example.com', '555-0102');</w:t>
+      </w:r>
+    </w:p>
+    <w:p>
+      <w:pPr>
+        <w:pStyle w:val="SourceCode"/>
+      </w:pPr>
+    </w:p>
+    <w:p>
+      <w:pPr>
+        <w:pStyle w:val="SourceCode"/>
+      </w:pPr>
+      <w:r>
+        <w:t>-- Lesson 5.4's fourth contact, id 4: a second Ada Lovelace with her own</w:t>
+      </w:r>
+    </w:p>
+    <w:p>
+      <w:pPr>
+        <w:pStyle w:val="SourceCode"/>
+      </w:pPr>
+      <w:r>
+        <w:t>-- email, as Lesson 5.1's add stored one. Two contacts share this name, so</w:t>
+      </w:r>
+    </w:p>
+    <w:p>
+      <w:pPr>
+        <w:pStyle w:val="SourceCode"/>
+        <w:keepNext/>
+      </w:pPr>
+      <w:r>
+        <w:t>-- the delete must show the whole record before it asks.</w:t>
+      </w:r>
+    </w:p>
+    <w:p>
+      <w:pPr>
+        <w:pStyle w:val="SourceCode"/>
+        <w:keepNext/>
+      </w:pPr>
+      <w:r>
+        <w:t>INSERT INTO contacts_python (name, email, phone)</w:t>
+      </w:r>
+    </w:p>
+    <w:p>
+      <w:pPr>
+        <w:pStyle w:val="SourceCode"/>
+      </w:pPr>
+      <w:r>
+        <w:t xml:space="preserve">    VALUES ('Ada Lovelace', 'ada.lovelace@example.org', '555-0199');</w:t>
+      </w:r>
+    </w:p>
+    <w:p>
+      <w:pPr>
+        <w:keepNext/>
+      </w:pPr>
+    </w:p>
+    <w:p>
+      <w:pPr>
+        <w:pStyle w:val="Heading3"/>
+      </w:pPr>
+      <w:r>
+        <w:t>sql/reset_contacts_typescript.sql</w:t>
+      </w:r>
+    </w:p>
+    <w:p>
+      <w:pPr>
+        <w:pStyle w:val="SourceCode"/>
+        <w:keepNext/>
+      </w:pPr>
+      <w:r>
+        <w:t>-- Chapter 5's known state for TypeScript. This file resets</w:t>
+      </w:r>
+    </w:p>
+    <w:p>
+      <w:pPr>
+        <w:pStyle w:val="SourceCode"/>
+        <w:keepNext/>
+      </w:pPr>
+      <w:r>
+        <w:t>-- contacts_typescript, the TypeScript programs' own contacts table: it</w:t>
+      </w:r>
+    </w:p>
+    <w:p>
+      <w:pPr>
+        <w:pStyle w:val="SourceCode"/>
+      </w:pPr>
+      <w:r>
+        <w:t>-- drops it, with any rows earlier lessons or your own experiments left in</w:t>
+      </w:r>
+    </w:p>
+    <w:p>
+      <w:pPr>
+        <w:pStyle w:val="SourceCode"/>
+      </w:pPr>
+      <w:r>
+        <w:t>-- it, and builds it again with Lesson 4.6's three contacts and a fourth.</w:t>
+      </w:r>
+    </w:p>
+    <w:p>
+      <w:pPr>
+        <w:pStyle w:val="SourceCode"/>
+      </w:pPr>
+    </w:p>
+    <w:p>
+      <w:pPr>
+        <w:pStyle w:val="SourceCode"/>
+      </w:pPr>
+      <w:r>
+        <w:t>-- Remove the old tables and every row in them (Lesson 4.4).</w:t>
+      </w:r>
+    </w:p>
+    <w:p>
+      <w:pPr>
+        <w:pStyle w:val="SourceCode"/>
+      </w:pPr>
+      <w:r>
+        <w:t>-- contacts_typescript goes first, because in Lessons 4.11 to 4.14 its rows</w:t>
+      </w:r>
+    </w:p>
+    <w:p>
+      <w:pPr>
+        <w:pStyle w:val="SourceCode"/>
+      </w:pPr>
+      <w:r>
+        <w:t>-- pointed at contact_groups_typescript, and the server refuses to drop a</w:t>
+      </w:r>
+    </w:p>
+    <w:p>
+      <w:pPr>
+        <w:pStyle w:val="SourceCode"/>
+      </w:pPr>
+      <w:r>
+        <w:t>-- table that another table's foreign key still points at. Chapter 5 has no</w:t>
+      </w:r>
+    </w:p>
+    <w:p>
+      <w:pPr>
+        <w:pStyle w:val="SourceCode"/>
+      </w:pPr>
+      <w:r>
+        <w:t>-- groups, so contact_groups_typescript is dropped and not created again.</w:t>
+      </w:r>
+    </w:p>
+    <w:p>
+      <w:pPr>
+        <w:pStyle w:val="SourceCode"/>
+      </w:pPr>
+      <w:r>
+        <w:t>-- IF EXISTS skips a table that is not there.</w:t>
+      </w:r>
+    </w:p>
+    <w:p>
+      <w:pPr>
+        <w:pStyle w:val="SourceCode"/>
+      </w:pPr>
+      <w:r>
+        <w:t>DROP TABLE IF EXISTS contacts_typescript;</w:t>
+      </w:r>
+    </w:p>
+    <w:p>
+      <w:pPr>
+        <w:pStyle w:val="SourceCode"/>
+      </w:pPr>
+      <w:r>
+        <w:t>DROP TABLE IF EXISTS contact_groups_typescript;</w:t>
+      </w:r>
+    </w:p>
+    <w:p>
+      <w:pPr>
+        <w:pStyle w:val="SourceCode"/>
+      </w:pPr>
+    </w:p>
+    <w:p>
+      <w:pPr>
+        <w:pStyle w:val="SourceCode"/>
+      </w:pPr>
+      <w:r>
+        <w:t>-- Lesson 4.4's contacts_typescript table, with Lesson 4.12's index on name</w:t>
+      </w:r>
+    </w:p>
+    <w:p>
+      <w:pPr>
+        <w:pStyle w:val="SourceCode"/>
+      </w:pPr>
+      <w:r>
+        <w:t>-- written inside CREATE TABLE. Only email is UNIQUE, so two contacts may</w:t>
+      </w:r>
+    </w:p>
+    <w:p>
+      <w:pPr>
+        <w:pStyle w:val="SourceCode"/>
+      </w:pPr>
+      <w:r>
+        <w:t>-- share a name, and phone may be NULL: no phone.</w:t>
+      </w:r>
+    </w:p>
+    <w:p>
+      <w:pPr>
+        <w:pStyle w:val="SourceCode"/>
+      </w:pPr>
+      <w:r>
+        <w:t>CREATE TABLE contacts_typescript (</w:t>
+      </w:r>
+    </w:p>
+    <w:p>
+      <w:pPr>
+        <w:pStyle w:val="SourceCode"/>
+      </w:pPr>
+      <w:r>
+        <w:t xml:space="preserve">    id    INT AUTO_INCREMENT PRIMARY KEY,</w:t>
+      </w:r>
+    </w:p>
+    <w:p>
+      <w:pPr>
+        <w:pStyle w:val="SourceCode"/>
+      </w:pPr>
+      <w:r>
+        <w:t xml:space="preserve">    name  VARCHAR(100) NOT NULL,</w:t>
+      </w:r>
+    </w:p>
+    <w:p>
+      <w:pPr>
+        <w:pStyle w:val="SourceCode"/>
+      </w:pPr>
+      <w:r>
+        <w:t xml:space="preserve">    email VARCHAR(254) NOT NULL UNIQUE,</w:t>
+      </w:r>
+    </w:p>
+    <w:p>
+      <w:pPr>
+        <w:pStyle w:val="SourceCode"/>
+      </w:pPr>
+      <w:r>
+        <w:t xml:space="preserve">    phone VARCHAR(20)  NULL,</w:t>
+      </w:r>
+    </w:p>
+    <w:p>
+      <w:pPr>
+        <w:pStyle w:val="SourceCode"/>
+      </w:pPr>
+      <w:r>
+        <w:t xml:space="preserve">    INDEX idx_contacts_typescript_name (name)</w:t>
+      </w:r>
+    </w:p>
+    <w:p>
+      <w:pPr>
+        <w:pStyle w:val="SourceCode"/>
+      </w:pPr>
+      <w:r>
+        <w:t>) CHARACTER SET utf8mb4;</w:t>
+      </w:r>
+    </w:p>
+    <w:p>
+      <w:pPr>
+        <w:pStyle w:val="SourceCode"/>
+      </w:pPr>
+    </w:p>
+    <w:p>
+      <w:pPr>
+        <w:pStyle w:val="SourceCode"/>
+      </w:pPr>
+      <w:r>
+        <w:t>-- Lesson 4.6's three contacts, ids 1, 2, 3. Grace Hopper has no phone.</w:t>
+      </w:r>
+    </w:p>
+    <w:p>
+      <w:pPr>
+        <w:pStyle w:val="SourceCode"/>
+      </w:pPr>
+      <w:r>
+        <w:t>INSERT INTO contacts_typescript (name, email, phone)</w:t>
+      </w:r>
+    </w:p>
+    <w:p>
+      <w:pPr>
+        <w:pStyle w:val="SourceCode"/>
+      </w:pPr>
+      <w:r>
+        <w:t xml:space="preserve">    VALUES ('Ada Lovelace', 'ada@example.com', '555-0100');</w:t>
+      </w:r>
+    </w:p>
+    <w:p>
+      <w:pPr>
+        <w:pStyle w:val="SourceCode"/>
+      </w:pPr>
+      <w:r>
+        <w:t>INSERT INTO contacts_typescript (name, email, phone)</w:t>
+      </w:r>
+    </w:p>
+    <w:p>
+      <w:pPr>
+        <w:pStyle w:val="SourceCode"/>
+      </w:pPr>
+      <w:r>
+        <w:t xml:space="preserve">    VALUES ('Grace Hopper', 'grace@example.com', NULL);</w:t>
+      </w:r>
+    </w:p>
+    <w:p>
+      <w:pPr>
+        <w:pStyle w:val="SourceCode"/>
+      </w:pPr>
+      <w:r>
+        <w:t>INSERT INTO contacts_typescript (name, email, phone)</w:t>
+      </w:r>
+    </w:p>
+    <w:p>
+      <w:pPr>
+        <w:pStyle w:val="SourceCode"/>
+      </w:pPr>
+      <w:r>
+        <w:t xml:space="preserve">    VALUES ('Alan Turing', 'alan@example.com', '555-0102');</w:t>
+      </w:r>
+    </w:p>
+    <w:p>
+      <w:pPr>
+        <w:pStyle w:val="SourceCode"/>
+      </w:pPr>
+    </w:p>
+    <w:p>
+      <w:pPr>
+        <w:pStyle w:val="SourceCode"/>
+      </w:pPr>
+      <w:r>
+        <w:t>-- Lesson 5.4's fourth contact, id 4: a second Ada Lovelace with her own</w:t>
+      </w:r>
+    </w:p>
+    <w:p>
+      <w:pPr>
+        <w:pStyle w:val="SourceCode"/>
+      </w:pPr>
+      <w:r>
+        <w:t>-- email, as Lesson 5.1's add stored one. Two contacts share this name, so</w:t>
+      </w:r>
+    </w:p>
+    <w:p>
+      <w:pPr>
+        <w:pStyle w:val="SourceCode"/>
+        <w:keepNext/>
+      </w:pPr>
+      <w:r>
+        <w:t>-- the delete must show the whole record before it asks.</w:t>
+      </w:r>
+    </w:p>
+    <w:p>
+      <w:pPr>
+        <w:pStyle w:val="SourceCode"/>
+        <w:keepNext/>
+      </w:pPr>
+      <w:r>
+        <w:t>INSERT INTO contacts_typescript (name, email, phone)</w:t>
+      </w:r>
+    </w:p>
+    <w:p>
+      <w:pPr>
+        <w:pStyle w:val="SourceCode"/>
+      </w:pPr>
+      <w:r>
+        <w:t xml:space="preserve">    VALUES ('Ada Lovelace', 'ada.lovelace@example.org', '555-0199');</w:t>
+      </w:r>
+    </w:p>
+    <w:p>
+      <w:pPr>
+        <w:keepNext/>
+      </w:pPr>
+    </w:p>
+    <w:p>
+      <w:pPr>
+        <w:pStyle w:val="Heading3"/>
+      </w:pPr>
+      <w:r>
         <w:t>Windows PowerShell Data Reset</w:t>
       </w:r>
     </w:p>
@@ -2555,7 +4148,10 @@
         <w:keepNext/>
       </w:pPr>
       <w:r>
-        <w:t>The first client command is Lesson 4.2's CREATE DATABASE IF NOT EXISTS spa_contacts, so the lesson works even if you start here. The second runs the file. Remember, source runs every statement in a file and needs --commands when it comes from -e (Lesson 4.6); on Linux or macOS, &lt; sends the file to the client instead. The third shows the table: -t prints it as a table, and MYSQL_PWD lasts only until the block's last line.</w:t>
+        <w:t>The first client command is Lesson 4.2's CREATE DATABASE IF NOT EXISTS spa_contacts, so the lesson works even if you start here. The next six run the files, one per language. Remember, source runs every statement in a file and needs --commands when it comes from -e (Lesson 4.6); on Linux or macOS, &lt; sends the file to the client instead. The last shows the C programs' table, contacts_c; put your language's table in its place to see that one. -t prints it as a table, and MYSQL_PWD lasts only until the block's</w:t>
+      </w:r>
+      <w:r>
+        <w:t xml:space="preserve"> last line.</w:t>
       </w:r>
     </w:p>
     <w:p>
@@ -2584,7 +4180,6 @@
     <w:p>
       <w:pPr>
         <w:pStyle w:val="CommandBlock"/>
-        <w:keepNext/>
       </w:pPr>
       <w:r>
         <w:t>&amp; $mysql -u devuser -h 127.0.0.1 -P 3306 `</w:t>
@@ -2593,7 +4188,6 @@
     <w:p>
       <w:pPr>
         <w:pStyle w:val="CommandBlock"/>
-        <w:keepNext/>
       </w:pPr>
       <w:r>
         <w:t xml:space="preserve">    -e "CREATE DATABASE IF NOT EXISTS spa_contacts"</w:t>
@@ -2602,7 +4196,6 @@
     <w:p>
       <w:pPr>
         <w:pStyle w:val="CommandBlock"/>
-        <w:keepNext/>
       </w:pPr>
       <w:r>
         <w:t>&amp; $mysql -u devuser -h 127.0.0.1 -P 3306 -D spa_contacts --commands `</w:t>
@@ -2611,15 +4204,94 @@
     <w:p>
       <w:pPr>
         <w:pStyle w:val="CommandBlock"/>
-        <w:keepNext/>
-      </w:pPr>
-      <w:r>
-        <w:t xml:space="preserve">    -e "source ./sql/reset_contacts.sql"</w:t>
+      </w:pPr>
+      <w:r>
+        <w:t xml:space="preserve">    -e "source ./sql/reset_contacts_c.sql"</w:t>
       </w:r>
     </w:p>
     <w:p>
       <w:pPr>
         <w:pStyle w:val="CommandBlock"/>
+      </w:pPr>
+      <w:r>
+        <w:t>&amp; $mysql -u devuser -h 127.0.0.1 -P 3306 -D spa_contacts --commands `</w:t>
+      </w:r>
+    </w:p>
+    <w:p>
+      <w:pPr>
+        <w:pStyle w:val="CommandBlock"/>
+      </w:pPr>
+      <w:r>
+        <w:t xml:space="preserve">    -e "source ./sql/reset_contacts_cpp.sql"</w:t>
+      </w:r>
+    </w:p>
+    <w:p>
+      <w:pPr>
+        <w:pStyle w:val="CommandBlock"/>
+      </w:pPr>
+      <w:r>
+        <w:t>&amp; $mysql -u devuser -h 127.0.0.1 -P 3306 -D spa_contacts --commands `</w:t>
+      </w:r>
+    </w:p>
+    <w:p>
+      <w:pPr>
+        <w:pStyle w:val="CommandBlock"/>
+      </w:pPr>
+      <w:r>
+        <w:t xml:space="preserve">    -e "source ./sql/reset_contacts_csharp.sql"</w:t>
+      </w:r>
+    </w:p>
+    <w:p>
+      <w:pPr>
+        <w:pStyle w:val="CommandBlock"/>
+      </w:pPr>
+      <w:r>
+        <w:t>&amp; $mysql -u devuser -h 127.0.0.1 -P 3306 -D spa_contacts --commands `</w:t>
+      </w:r>
+    </w:p>
+    <w:p>
+      <w:pPr>
+        <w:pStyle w:val="CommandBlock"/>
+      </w:pPr>
+      <w:r>
+        <w:t xml:space="preserve">    -e "source ./sql/reset_contacts_go.sql"</w:t>
+      </w:r>
+    </w:p>
+    <w:p>
+      <w:pPr>
+        <w:pStyle w:val="CommandBlock"/>
+      </w:pPr>
+      <w:r>
+        <w:t>&amp; $mysql -u devuser -h 127.0.0.1 -P 3306 -D spa_contacts --commands `</w:t>
+      </w:r>
+    </w:p>
+    <w:p>
+      <w:pPr>
+        <w:pStyle w:val="CommandBlock"/>
+      </w:pPr>
+      <w:r>
+        <w:t xml:space="preserve">    -e "source ./sql/reset_contacts_python.sql"</w:t>
+      </w:r>
+    </w:p>
+    <w:p>
+      <w:pPr>
+        <w:pStyle w:val="CommandBlock"/>
+      </w:pPr>
+      <w:r>
+        <w:t>&amp; $mysql -u devuser -h 127.0.0.1 -P 3306 -D spa_contacts --commands `</w:t>
+      </w:r>
+    </w:p>
+    <w:p>
+      <w:pPr>
+        <w:pStyle w:val="CommandBlock"/>
+      </w:pPr>
+      <w:r>
+        <w:t xml:space="preserve">    -e "source ./sql/reset_contacts_typescript.sql"</w:t>
+      </w:r>
+    </w:p>
+    <w:p>
+      <w:pPr>
+        <w:pStyle w:val="CommandBlock"/>
         <w:keepNext/>
       </w:pPr>
       <w:r>
@@ -2632,7 +4304,7 @@
         <w:keepNext/>
       </w:pPr>
       <w:r>
-        <w:t xml:space="preserve">    -e "SELECT id, name, email, phone FROM contacts ORDER BY id"</w:t>
+        <w:t xml:space="preserve">    -e "SELECT id, name, email, phone FROM contacts_c ORDER BY id"</w:t>
       </w:r>
     </w:p>
     <w:p>
@@ -2677,7 +4349,6 @@
     <w:p>
       <w:pPr>
         <w:pStyle w:val="CommandBlock"/>
-        <w:keepNext/>
       </w:pPr>
       <w:r>
         <w:t xml:space="preserve">    -e "CREATE DATABASE IF NOT EXISTS spa_contacts"</w:t>
@@ -2686,15 +4357,102 @@
     <w:p>
       <w:pPr>
         <w:pStyle w:val="CommandBlock"/>
-        <w:keepNext/>
-      </w:pPr>
-      <w:r>
-        <w:t>mysql -u devuser -h 127.0.0.1 -P 3306 -D spa_contacts &lt; ./sql/reset_contacts.sql</w:t>
+      </w:pPr>
+      <w:r>
+        <w:t>mysql -u devuser -h 127.0.0.1 -P 3306 -D spa_contacts \</w:t>
       </w:r>
     </w:p>
     <w:p>
       <w:pPr>
         <w:pStyle w:val="CommandBlock"/>
+      </w:pPr>
+      <w:r>
+        <w:t xml:space="preserve">    &lt; ./sql/reset_contacts_c.sql</w:t>
+      </w:r>
+    </w:p>
+    <w:p>
+      <w:pPr>
+        <w:pStyle w:val="CommandBlock"/>
+      </w:pPr>
+      <w:r>
+        <w:t>mysql -u devuser -h 127.0.0.1 -P 3306 -D spa_contacts \</w:t>
+      </w:r>
+    </w:p>
+    <w:p>
+      <w:pPr>
+        <w:pStyle w:val="CommandBlock"/>
+      </w:pPr>
+      <w:r>
+        <w:t xml:space="preserve">    &lt; ./sql/reset_contacts_cpp.sql</w:t>
+      </w:r>
+    </w:p>
+    <w:p>
+      <w:pPr>
+        <w:pStyle w:val="CommandBlock"/>
+      </w:pPr>
+      <w:r>
+        <w:t>mysql -u devuser -h 127.0.0.1 -P 3306 -D spa_contacts \</w:t>
+      </w:r>
+    </w:p>
+    <w:p>
+      <w:pPr>
+        <w:pStyle w:val="CommandBlock"/>
+      </w:pPr>
+      <w:r>
+        <w:t xml:space="preserve">    &lt; ./sql/reset_contacts_csharp.sql</w:t>
+      </w:r>
+    </w:p>
+    <w:p>
+      <w:pPr>
+        <w:pStyle w:val="CommandBlock"/>
+      </w:pPr>
+      <w:r>
+        <w:t>mysql -u devuser -h 127.0.0.1 -P 3306 -D spa_contacts \</w:t>
+      </w:r>
+    </w:p>
+    <w:p>
+      <w:pPr>
+        <w:pStyle w:val="CommandBlock"/>
+      </w:pPr>
+      <w:r>
+        <w:t xml:space="preserve">    &lt; ./sql/reset_contacts_go.sql</w:t>
+      </w:r>
+    </w:p>
+    <w:p>
+      <w:pPr>
+        <w:pStyle w:val="CommandBlock"/>
+      </w:pPr>
+      <w:r>
+        <w:t>mysql -u devuser -h 127.0.0.1 -P 3306 -D spa_contacts \</w:t>
+      </w:r>
+    </w:p>
+    <w:p>
+      <w:pPr>
+        <w:pStyle w:val="CommandBlock"/>
+      </w:pPr>
+      <w:r>
+        <w:t xml:space="preserve">    &lt; ./sql/reset_contacts_python.sql</w:t>
+      </w:r>
+    </w:p>
+    <w:p>
+      <w:pPr>
+        <w:pStyle w:val="CommandBlock"/>
+      </w:pPr>
+      <w:r>
+        <w:t>mysql -u devuser -h 127.0.0.1 -P 3306 -D spa_contacts \</w:t>
+      </w:r>
+    </w:p>
+    <w:p>
+      <w:pPr>
+        <w:pStyle w:val="CommandBlock"/>
+      </w:pPr>
+      <w:r>
+        <w:t xml:space="preserve">    &lt; ./sql/reset_contacts_typescript.sql</w:t>
+      </w:r>
+    </w:p>
+    <w:p>
+      <w:pPr>
+        <w:pStyle w:val="CommandBlock"/>
         <w:keepNext/>
       </w:pPr>
       <w:r>
@@ -2707,7 +4465,7 @@
         <w:keepNext/>
       </w:pPr>
       <w:r>
-        <w:t xml:space="preserve">    -e "SELECT id, name, email, phone FROM contacts ORDER BY id"</w:t>
+        <w:t xml:space="preserve">    -e "SELECT id, name, email, phone FROM contacts_c ORDER BY id"</w:t>
       </w:r>
     </w:p>
     <w:p>
@@ -2728,7 +4486,7 @@
         <w:keepNext/>
       </w:pPr>
       <w:r>
-        <w:t>The first two commands print nothing. The query prints exactly this table:</w:t>
+        <w:t>The CREATE DATABASE and reset commands print nothing. The query prints exactly this table; every language's table holds the same four rows.</w:t>
       </w:r>
     </w:p>
     <w:p>
@@ -2938,7 +4696,7 @@
         <w:pStyle w:val="ListBullet"/>
       </w:pPr>
       <w:r>
-        <w:t>Error: Unknown database 'spa_contacts' when the program starts, or Error: Table 'spa_contacts.contacts' doesn't exist after delete or list: the Data Reset has not run yet. Run it.</w:t>
+        <w:t>Error: Unknown database 'spa_contacts' when the program starts, or Error: Table 'spa_contacts.contacts_c' doesn't exist, with your language's table, after delete or list: the Data Reset has not run yet. Run it.</w:t>
       </w:r>
     </w:p>
     <w:p>
@@ -3217,7 +4975,7 @@
         <w:pStyle w:val="SourceCode"/>
       </w:pPr>
       <w:r>
-        <w:t xml:space="preserve">    "SELECT id, name, email, phone FROM contacts WHERE id = ?"</w:t>
+        <w:t xml:space="preserve">    "SELECT id, name, email, phone FROM contacts_c WHERE id = ?"</w:t>
       </w:r>
     </w:p>
     <w:p>
@@ -3233,15 +4991,15 @@
         <w:pStyle w:val="SourceCode"/>
       </w:pPr>
       <w:r>
-        <w:t xml:space="preserve">    "SELECT id, name, email, phone FROM contacts ORDER BY name, id"</w:t>
-      </w:r>
-    </w:p>
-    <w:p>
-      <w:pPr>
-        <w:pStyle w:val="SourceCode"/>
-      </w:pPr>
-      <w:r>
-        <w:t>#define DELETE_CONTACT "DELETE FROM contacts WHERE id = ?"</w:t>
+        <w:t xml:space="preserve">    "SELECT id, name, email, phone FROM contacts_c ORDER BY name, id"</w:t>
+      </w:r>
+    </w:p>
+    <w:p>
+      <w:pPr>
+        <w:pStyle w:val="SourceCode"/>
+      </w:pPr>
+      <w:r>
+        <w:t>#define DELETE_CONTACT "DELETE FROM contacts_c WHERE id = ?"</w:t>
       </w:r>
     </w:p>
     <w:p>
@@ -5544,7 +7302,7 @@
         <w:keepNext/>
       </w:pPr>
       <w:r>
-        <w:t>Run the block from the lesson-5.4 folder, in a terminal that has SPA_DB_PASSWORD. Its first lines run the Data Reset's file again, so the table holds exactly the four known contacts; the program then waits for your commands.</w:t>
+        <w:t>Run the block from the lesson-5.4 folder, in a terminal that has SPA_DB_PASSWORD. Its first lines run C's reset file, reset_contacts_c.sql, again, so contacts_c, C's own table, holds exactly the four known contacts; the program then waits for your commands.</w:t>
       </w:r>
     </w:p>
     <w:p>
@@ -5585,7 +7343,7 @@
         <w:keepNext/>
       </w:pPr>
       <w:r>
-        <w:t xml:space="preserve">    -e "source ./sql/reset_contacts.sql"</w:t>
+        <w:t xml:space="preserve">    -e "source ./sql/reset_contacts_c.sql"</w:t>
       </w:r>
     </w:p>
     <w:p>
@@ -5678,7 +7436,7 @@
         <w:keepNext/>
       </w:pPr>
       <w:r>
-        <w:t>mysql -u devuser -h 127.0.0.1 -P 3306 -D spa_contacts &lt; ./sql/reset_contacts.sql</w:t>
+        <w:t>mysql -u devuser -h 127.0.0.1 -P 3306 -D spa_contacts \</w:t>
       </w:r>
     </w:p>
     <w:p>
@@ -5687,6 +7445,15 @@
         <w:keepNext/>
       </w:pPr>
       <w:r>
+        <w:t xml:space="preserve">    &lt; ./sql/reset_contacts_c.sql</w:t>
+      </w:r>
+    </w:p>
+    <w:p>
+      <w:pPr>
+        <w:pStyle w:val="CommandBlock"/>
+        <w:keepNext/>
+      </w:pPr>
+      <w:r>
         <w:t>unset MYSQL_PWD</w:t>
       </w:r>
     </w:p>
@@ -5740,7 +7507,7 @@
     </w:p>
     <w:p>
       <w:r>
-        <w:t>The block resets the table, builds the program, and runs it. Type the commands and answers of the Required Clean-Run Output in Validation Rules, as its first paragraph describes. Your screen must match the Required Clean-Run Output line for line, with the same spelling, spacing, and capitalization, and $LASTEXITCODE (echo $? on Linux or macOS) must print 0.</w:t>
+        <w:t>The block resets contacts_c, builds the program, and runs it. Type the commands and answers of the Required Clean-Run Output in Validation Rules, as its first paragraph describes. Your screen must match the Required Clean-Run Output line for line, with the same spelling, spacing, and capitalization, and $LASTEXITCODE (echo $? on Linux or macOS) must print 0.</w:t>
       </w:r>
     </w:p>
     <w:p>
@@ -6356,7 +8123,7 @@
         <w:pStyle w:val="SourceCode"/>
       </w:pPr>
       <w:r>
-        <w:t xml:space="preserve">    "SELECT id, name, email, phone FROM contacts WHERE id = ?"</w:t>
+        <w:t xml:space="preserve">    "SELECT id, name, email, phone FROM contacts_c WHERE id = ?"</w:t>
       </w:r>
     </w:p>
     <w:p>
@@ -6396,7 +8163,7 @@
         <w:pStyle w:val="SourceCode"/>
       </w:pPr>
       <w:r>
-        <w:t xml:space="preserve">    "SELECT id, name, email, phone FROM contacts ORDER BY name, id"</w:t>
+        <w:t xml:space="preserve">    "SELECT id, name, email, phone FROM contacts_c ORDER BY name, id"</w:t>
       </w:r>
     </w:p>
     <w:p>
@@ -6420,7 +8187,7 @@
         <w:pStyle w:val="SourceCode"/>
       </w:pPr>
       <w:r>
-        <w:t>#define DELETE_CONTACT "DELETE FROM contacts WHERE id = ?"</w:t>
+        <w:t>#define DELETE_CONTACT "DELETE FROM contacts_c WHERE id = ?"</w:t>
       </w:r>
     </w:p>
     <w:p>
@@ -9261,7 +11028,7 @@
         <w:keepNext/>
       </w:pPr>
       <w:r>
-        <w:t>The block resets the table, builds the program, and runs it; type the same commands and answers as for the Basic version.</w:t>
+        <w:t>The block resets contacts_c, builds the program, and runs it; type the same commands and answers as for the Basic version.</w:t>
       </w:r>
     </w:p>
     <w:p>
@@ -9302,7 +11069,7 @@
         <w:keepNext/>
       </w:pPr>
       <w:r>
-        <w:t xml:space="preserve">    -e "source ./sql/reset_contacts.sql"</w:t>
+        <w:t xml:space="preserve">    -e "source ./sql/reset_contacts_c.sql"</w:t>
       </w:r>
     </w:p>
     <w:p>
@@ -9395,7 +11162,7 @@
         <w:keepNext/>
       </w:pPr>
       <w:r>
-        <w:t>mysql -u devuser -h 127.0.0.1 -P 3306 -D spa_contacts &lt; ./sql/reset_contacts.sql</w:t>
+        <w:t>mysql -u devuser -h 127.0.0.1 -P 3306 -D spa_contacts \</w:t>
       </w:r>
     </w:p>
     <w:p>
@@ -9404,6 +11171,15 @@
         <w:keepNext/>
       </w:pPr>
       <w:r>
+        <w:t xml:space="preserve">    &lt; ./sql/reset_contacts_c.sql</w:t>
+      </w:r>
+    </w:p>
+    <w:p>
+      <w:pPr>
+        <w:pStyle w:val="CommandBlock"/>
+        <w:keepNext/>
+      </w:pPr>
+      <w:r>
         <w:t>unset MYSQL_PWD</w:t>
       </w:r>
     </w:p>
@@ -9956,7 +11732,7 @@
         <w:pStyle w:val="SourceCode"/>
       </w:pPr>
       <w:r>
-        <w:t xml:space="preserve">    "SELECT id, name, email, phone FROM contacts WHERE id = ?";</w:t>
+        <w:t xml:space="preserve">    "SELECT id, name, email, phone FROM contacts_cpp WHERE id = ?";</w:t>
       </w:r>
     </w:p>
     <w:p>
@@ -9972,15 +11748,15 @@
         <w:pStyle w:val="SourceCode"/>
       </w:pPr>
       <w:r>
-        <w:t xml:space="preserve">    "SELECT id, name, email, phone FROM contacts ORDER BY name, id";</w:t>
-      </w:r>
-    </w:p>
-    <w:p>
-      <w:pPr>
-        <w:pStyle w:val="SourceCode"/>
-      </w:pPr>
-      <w:r>
-        <w:t>const std::string DELETE_CONTACT = "DELETE FROM contacts WHERE id = ?";</w:t>
+        <w:t xml:space="preserve">    "SELECT id, name, email, phone FROM contacts_cpp ORDER BY name, id";</w:t>
+      </w:r>
+    </w:p>
+    <w:p>
+      <w:pPr>
+        <w:pStyle w:val="SourceCode"/>
+      </w:pPr>
+      <w:r>
+        <w:t>const std::string DELETE_CONTACT = "DELETE FROM contacts_cpp WHERE id = ?";</w:t>
       </w:r>
     </w:p>
     <w:p>
@@ -11633,7 +13409,7 @@
         <w:keepNext/>
       </w:pPr>
       <w:r>
-        <w:t>Run the block from the lesson-5.4 folder, in a terminal that has SPA_DB_PASSWORD. Its first lines run the Data Reset's file again, so the table holds exactly the four known contacts; the program then waits for your commands.</w:t>
+        <w:t>Run the block from the lesson-5.4 folder, in a terminal that has SPA_DB_PASSWORD. Its first lines run C++'s reset file, reset_contacts_cpp.sql, again, so contacts_cpp, C++'s own table, holds exactly the four known contacts; the program then waits for your commands.</w:t>
       </w:r>
     </w:p>
     <w:p>
@@ -11674,7 +13450,7 @@
         <w:keepNext/>
       </w:pPr>
       <w:r>
-        <w:t xml:space="preserve">    -e "source ./sql/reset_contacts.sql"</w:t>
+        <w:t xml:space="preserve">    -e "source ./sql/reset_contacts_cpp.sql"</w:t>
       </w:r>
     </w:p>
     <w:p>
@@ -11803,7 +13579,7 @@
         <w:keepNext/>
       </w:pPr>
       <w:r>
-        <w:t>mysql -u devuser -h 127.0.0.1 -P 3306 -D spa_contacts &lt; ./sql/reset_contacts.sql</w:t>
+        <w:t>mysql -u devuser -h 127.0.0.1 -P 3306 -D spa_contacts \</w:t>
       </w:r>
     </w:p>
     <w:p>
@@ -11812,6 +13588,15 @@
         <w:keepNext/>
       </w:pPr>
       <w:r>
+        <w:t xml:space="preserve">    &lt; ./sql/reset_contacts_cpp.sql</w:t>
+      </w:r>
+    </w:p>
+    <w:p>
+      <w:pPr>
+        <w:pStyle w:val="CommandBlock"/>
+        <w:keepNext/>
+      </w:pPr>
+      <w:r>
         <w:t>unset MYSQL_PWD</w:t>
       </w:r>
     </w:p>
@@ -11883,7 +13668,7 @@
     </w:p>
     <w:p>
       <w:r>
-        <w:t>Launch-VsDevShell prints a short Visual Studio banner, and cl prints the name of each file it compiles; those lines come before the program's output. The block resets the table, builds the program, and runs it. Type the commands and answers of the Required Clean-Run Output in Validation Rules, as its first paragraph describes. Your screen must match the Required Clean-Run Output line for line, with the same spelling, spacing, and capitalization, and $LASTEXITCODE (echo $? on Linux or macOS) must print 0.</w:t>
+        <w:t>Launch-VsDevShell prints a short Visual Studio banner, and cl prints the name of each file it compiles; those lines come before the program's output. The block resets contacts_cpp, builds the program, and runs it. Type the commands and answers of the Required Clean-Run Output in Validation Rules, as its first paragraph describes. Your screen must match the Required Clean-Run Output line for line, with the same spelling, spacing, and capitalization, and $LASTEXITCODE (echo $? on Linux or macOS) must print 0.</w:t>
       </w:r>
     </w:p>
     <w:p>
@@ -12483,7 +14268,7 @@
         <w:pStyle w:val="SourceCode"/>
       </w:pPr>
       <w:r>
-        <w:t xml:space="preserve">    "SELECT id, name, email, phone FROM contacts WHERE id = ?";</w:t>
+        <w:t xml:space="preserve">    "SELECT id, name, email, phone FROM contacts_cpp WHERE id = ?";</w:t>
       </w:r>
     </w:p>
     <w:p>
@@ -12515,7 +14300,7 @@
         <w:pStyle w:val="SourceCode"/>
       </w:pPr>
       <w:r>
-        <w:t xml:space="preserve">    "SELECT id, name, email, phone FROM contacts ORDER BY name, id";</w:t>
+        <w:t xml:space="preserve">    "SELECT id, name, email, phone FROM contacts_cpp ORDER BY name, id";</w:t>
       </w:r>
     </w:p>
     <w:p>
@@ -12539,7 +14324,7 @@
         <w:pStyle w:val="SourceCode"/>
       </w:pPr>
       <w:r>
-        <w:t>const std::string DELETE_CONTACT = "DELETE FROM contacts WHERE id = ?";</w:t>
+        <w:t>const std::string DELETE_CONTACT = "DELETE FROM contacts_cpp WHERE id = ?";</w:t>
       </w:r>
     </w:p>
     <w:p>
@@ -14754,7 +16539,7 @@
         <w:keepNext/>
       </w:pPr>
       <w:r>
-        <w:t>The block resets the table, builds the program, and runs it; type the same commands and answers as for the Basic version.</w:t>
+        <w:t>The block resets contacts_cpp, builds the program, and runs it; type the same commands and answers as for the Basic version.</w:t>
       </w:r>
     </w:p>
     <w:p>
@@ -14795,7 +16580,7 @@
         <w:keepNext/>
       </w:pPr>
       <w:r>
-        <w:t xml:space="preserve">    -e "source ./sql/reset_contacts.sql"</w:t>
+        <w:t xml:space="preserve">    -e "source ./sql/reset_contacts_cpp.sql"</w:t>
       </w:r>
     </w:p>
     <w:p>
@@ -14924,7 +16709,7 @@
         <w:keepNext/>
       </w:pPr>
       <w:r>
-        <w:t>mysql -u devuser -h 127.0.0.1 -P 3306 -D spa_contacts &lt; ./sql/reset_contacts.sql</w:t>
+        <w:t>mysql -u devuser -h 127.0.0.1 -P 3306 -D spa_contacts \</w:t>
       </w:r>
     </w:p>
     <w:p>
@@ -14933,6 +16718,15 @@
         <w:keepNext/>
       </w:pPr>
       <w:r>
+        <w:t xml:space="preserve">    &lt; ./sql/reset_contacts_cpp.sql</w:t>
+      </w:r>
+    </w:p>
+    <w:p>
+      <w:pPr>
+        <w:pStyle w:val="CommandBlock"/>
+        <w:keepNext/>
+      </w:pPr>
+      <w:r>
         <w:t>unset MYSQL_PWD</w:t>
       </w:r>
     </w:p>
@@ -15503,7 +17297,7 @@
         <w:pStyle w:val="SourceCode"/>
       </w:pPr>
       <w:r>
-        <w:t xml:space="preserve">        "SELECT id, name, email, phone FROM contacts WHERE id = @id";</w:t>
+        <w:t xml:space="preserve">        "SELECT id, name, email, phone FROM contacts_csharp WHERE id = @id";</w:t>
       </w:r>
     </w:p>
     <w:p>
@@ -15519,7 +17313,7 @@
         <w:pStyle w:val="SourceCode"/>
       </w:pPr>
       <w:r>
-        <w:t xml:space="preserve">        "SELECT id, name, email, phone FROM contacts ORDER BY name, id";</w:t>
+        <w:t xml:space="preserve">        "SELECT id, name, email, phone FROM contacts_csharp ORDER BY name, id";</w:t>
       </w:r>
     </w:p>
     <w:p>
@@ -15535,7 +17329,7 @@
         <w:pStyle w:val="SourceCode"/>
       </w:pPr>
       <w:r>
-        <w:t xml:space="preserve">        "DELETE FROM contacts WHERE id = @id";</w:t>
+        <w:t xml:space="preserve">        "DELETE FROM contacts_csharp WHERE id = @id";</w:t>
       </w:r>
     </w:p>
     <w:p>
@@ -17415,7 +19209,7 @@
         <w:keepNext/>
       </w:pPr>
       <w:r>
-        <w:t>Run the block from the lesson-5.4 folder, in a terminal that has SPA_DB_PASSWORD. Its first lines run the Data Reset's file again, so the table holds exactly the four known contacts; the program then waits for your commands.</w:t>
+        <w:t>Run the block from the lesson-5.4 folder, in a terminal that has SPA_DB_PASSWORD. Its first lines run C#'s reset file, reset_contacts_csharp.sql, again, so contacts_csharp, C#'s own table, holds exactly the four known contacts; the program then waits for your commands.</w:t>
       </w:r>
     </w:p>
     <w:p>
@@ -17456,7 +19250,7 @@
         <w:keepNext/>
       </w:pPr>
       <w:r>
-        <w:t xml:space="preserve">    -e "source ./sql/reset_contacts.sql"</w:t>
+        <w:t xml:space="preserve">    -e "source ./sql/reset_contacts_csharp.sql"</w:t>
       </w:r>
     </w:p>
     <w:p>
@@ -17522,7 +19316,7 @@
         <w:keepNext/>
       </w:pPr>
       <w:r>
-        <w:t>mysql -u devuser -h 127.0.0.1 -P 3306 -D spa_contacts &lt; ./sql/reset_contacts.sql</w:t>
+        <w:t>mysql -u devuser -h 127.0.0.1 -P 3306 -D spa_contacts \</w:t>
       </w:r>
     </w:p>
     <w:p>
@@ -17531,6 +19325,15 @@
         <w:keepNext/>
       </w:pPr>
       <w:r>
+        <w:t xml:space="preserve">    &lt; ./sql/reset_contacts_csharp.sql</w:t>
+      </w:r>
+    </w:p>
+    <w:p>
+      <w:pPr>
+        <w:pStyle w:val="CommandBlock"/>
+        <w:keepNext/>
+      </w:pPr>
+      <w:r>
         <w:t>unset MYSQL_PWD</w:t>
       </w:r>
     </w:p>
@@ -17575,10 +19378,10 @@
     </w:p>
     <w:p>
       <w:r>
-        <w:t>dotnet build shows its progress first and ends with a line such as Build succeeded in 1.2s (your time differs); those lines are not part of the program's output. The block resets the table, builds the program, and runs it. Type the commands and answers of the Required Clean-Run Output in Validation Rules, as its first paragraph describes. Your screen must match the Required Clean-Run Output line for line, with the same spelling, spacing, and capitalization, and $LASTEXITCODE (echo $? on Linux or macOS) must</w:t>
-      </w:r>
-      <w:r>
-        <w:t xml:space="preserve"> print 0.</w:t>
+        <w:t>dotnet build shows its progress first and ends with a line such as Build succeeded in 1.2s (your time differs); those lines are not part of the program's output. The block resets contacts_csharp, builds the program, and runs it. Type the commands and answers of the Required Clean-Run Output in Validation Rules, as its first paragraph describes. Your screen must match the Required Clean-Run Output line for line, with the same spelling, spacing, and capitalization, and $LASTEXITCODE (echo $? on Linux or macOS</w:t>
+      </w:r>
+      <w:r>
+        <w:t>) must print 0.</w:t>
       </w:r>
     </w:p>
     <w:p>
@@ -17964,7 +19767,7 @@
         <w:pStyle w:val="SourceCode"/>
       </w:pPr>
       <w:r>
-        <w:t xml:space="preserve">        "SELECT id, name, email, phone FROM contacts WHERE id = @id";</w:t>
+        <w:t xml:space="preserve">        "SELECT id, name, email, phone FROM contacts_csharp WHERE id = @id";</w:t>
       </w:r>
     </w:p>
     <w:p>
@@ -17996,7 +19799,7 @@
         <w:pStyle w:val="SourceCode"/>
       </w:pPr>
       <w:r>
-        <w:t xml:space="preserve">        "SELECT id, name, email, phone FROM contacts ORDER BY name, id";</w:t>
+        <w:t xml:space="preserve">        "SELECT id, name, email, phone FROM contacts_csharp ORDER BY name, id";</w:t>
       </w:r>
     </w:p>
     <w:p>
@@ -18028,7 +19831,7 @@
         <w:pStyle w:val="SourceCode"/>
       </w:pPr>
       <w:r>
-        <w:t xml:space="preserve">        "DELETE FROM contacts WHERE id = @id";</w:t>
+        <w:t xml:space="preserve">        "DELETE FROM contacts_csharp WHERE id = @id";</w:t>
       </w:r>
     </w:p>
     <w:p>
@@ -20606,7 +22409,7 @@
         <w:keepNext/>
       </w:pPr>
       <w:r>
-        <w:t>The block resets the table, builds the program, and runs it; type the same commands and answers as for the Basic version.</w:t>
+        <w:t>The block resets contacts_csharp, builds the program, and runs it; type the same commands and answers as for the Basic version.</w:t>
       </w:r>
     </w:p>
     <w:p>
@@ -20647,7 +22450,7 @@
         <w:keepNext/>
       </w:pPr>
       <w:r>
-        <w:t xml:space="preserve">    -e "source ./sql/reset_contacts.sql"</w:t>
+        <w:t xml:space="preserve">    -e "source ./sql/reset_contacts_csharp.sql"</w:t>
       </w:r>
     </w:p>
     <w:p>
@@ -20713,7 +22516,7 @@
         <w:keepNext/>
       </w:pPr>
       <w:r>
-        <w:t>mysql -u devuser -h 127.0.0.1 -P 3306 -D spa_contacts &lt; ./sql/reset_contacts.sql</w:t>
+        <w:t>mysql -u devuser -h 127.0.0.1 -P 3306 -D spa_contacts \</w:t>
       </w:r>
     </w:p>
     <w:p>
@@ -20722,6 +22525,15 @@
         <w:keepNext/>
       </w:pPr>
       <w:r>
+        <w:t xml:space="preserve">    &lt; ./sql/reset_contacts_csharp.sql</w:t>
+      </w:r>
+    </w:p>
+    <w:p>
+      <w:pPr>
+        <w:pStyle w:val="CommandBlock"/>
+        <w:keepNext/>
+      </w:pPr>
+      <w:r>
         <w:t>unset MYSQL_PWD</w:t>
       </w:r>
     </w:p>
@@ -21315,7 +23127,7 @@
         <w:pStyle w:val="SourceCode"/>
       </w:pPr>
       <w:r>
-        <w:t>const selectContactSQL = "SELECT id, name, email, phone FROM contacts " +</w:t>
+        <w:t>const selectContactSQL = "SELECT id, name, email, phone FROM contacts_go " +</w:t>
       </w:r>
     </w:p>
     <w:p>
@@ -21331,7 +23143,7 @@
         <w:pStyle w:val="SourceCode"/>
       </w:pPr>
       <w:r>
-        <w:t>const selectContactsSQL = "SELECT id, name, email, phone FROM contacts " +</w:t>
+        <w:t>const selectContactsSQL = "SELECT id, name, email, phone FROM contacts_go " +</w:t>
       </w:r>
     </w:p>
     <w:p>
@@ -21347,7 +23159,7 @@
         <w:pStyle w:val="SourceCode"/>
       </w:pPr>
       <w:r>
-        <w:t>const deleteContactSQL = "DELETE FROM contacts WHERE id = ?"</w:t>
+        <w:t>const deleteContactSQL = "DELETE FROM contacts_go WHERE id = ?"</w:t>
       </w:r>
     </w:p>
     <w:p>
@@ -23003,7 +24815,7 @@
         <w:keepNext/>
       </w:pPr>
       <w:r>
-        <w:t>Run the block from the lesson-5.4 folder, in a terminal that has SPA_DB_PASSWORD. Its first lines run the Data Reset's file again, so the table holds exactly the four known contacts; the program then waits for your commands.</w:t>
+        <w:t>Run the block from the lesson-5.4 folder, in a terminal that has SPA_DB_PASSWORD. Its first lines run Go's reset file, reset_contacts_go.sql, again, so contacts_go, Go's own table, holds exactly the four known contacts; the program then waits for your commands.</w:t>
       </w:r>
     </w:p>
     <w:p>
@@ -23044,7 +24856,7 @@
         <w:keepNext/>
       </w:pPr>
       <w:r>
-        <w:t xml:space="preserve">    -e "source ./sql/reset_contacts.sql"</w:t>
+        <w:t xml:space="preserve">    -e "source ./sql/reset_contacts_go.sql"</w:t>
       </w:r>
     </w:p>
     <w:p>
@@ -23110,7 +24922,7 @@
         <w:keepNext/>
       </w:pPr>
       <w:r>
-        <w:t>mysql -u devuser -h 127.0.0.1 -P 3306 -D spa_contacts &lt; ./sql/reset_contacts.sql</w:t>
+        <w:t>mysql -u devuser -h 127.0.0.1 -P 3306 -D spa_contacts \</w:t>
       </w:r>
     </w:p>
     <w:p>
@@ -23119,6 +24931,15 @@
         <w:keepNext/>
       </w:pPr>
       <w:r>
+        <w:t xml:space="preserve">    &lt; ./sql/reset_contacts_go.sql</w:t>
+      </w:r>
+    </w:p>
+    <w:p>
+      <w:pPr>
+        <w:pStyle w:val="CommandBlock"/>
+        <w:keepNext/>
+      </w:pPr>
+      <w:r>
         <w:t>unset MYSQL_PWD</w:t>
       </w:r>
     </w:p>
@@ -23163,7 +24984,7 @@
     </w:p>
     <w:p>
       <w:r>
-        <w:t>The block resets the table, builds the program, and runs it. Type the commands and answers of the Required Clean-Run Output in Validation Rules, as its first paragraph describes. Your screen must match the Required Clean-Run Output line for line, with the same spelling, spacing, and capitalization, and $LASTEXITCODE (echo $? on Linux or macOS) must print 0.</w:t>
+        <w:t>The block resets contacts_go, builds the program, and runs it. Type the commands and answers of the Required Clean-Run Output in Validation Rules, as its first paragraph describes. Your screen must match the Required Clean-Run Output line for line, with the same spelling, spacing, and capitalization, and $LASTEXITCODE (echo $? on Linux or macOS) must print 0.</w:t>
       </w:r>
     </w:p>
     <w:p>
@@ -23474,7 +25295,7 @@
         <w:pStyle w:val="SourceCode"/>
       </w:pPr>
       <w:r>
-        <w:t>const selectContactSQL = "SELECT id, name, email, phone FROM contacts " +</w:t>
+        <w:t>const selectContactSQL = "SELECT id, name, email, phone FROM contacts_go " +</w:t>
       </w:r>
     </w:p>
     <w:p>
@@ -23511,7 +25332,7 @@
         <w:pStyle w:val="SourceCode"/>
       </w:pPr>
       <w:r>
-        <w:t>const selectContactsSQL = "SELECT id, name, email, phone FROM contacts " +</w:t>
+        <w:t>const selectContactsSQL = "SELECT id, name, email, phone FROM contacts_go " +</w:t>
       </w:r>
     </w:p>
     <w:p>
@@ -23548,7 +25369,7 @@
         <w:pStyle w:val="SourceCode"/>
       </w:pPr>
       <w:r>
-        <w:t>const deleteContactSQL = "DELETE FROM contacts WHERE id = ?"</w:t>
+        <w:t>const deleteContactSQL = "DELETE FROM contacts_go WHERE id = ?"</w:t>
       </w:r>
     </w:p>
     <w:p>
@@ -25912,7 +27733,7 @@
         <w:keepNext/>
       </w:pPr>
       <w:r>
-        <w:t>The block resets the table, builds the program, and runs it; type the same commands and answers as for the Basic version.</w:t>
+        <w:t>The block resets contacts_go, builds the program, and runs it; type the same commands and answers as for the Basic version.</w:t>
       </w:r>
     </w:p>
     <w:p>
@@ -25953,7 +27774,7 @@
         <w:keepNext/>
       </w:pPr>
       <w:r>
-        <w:t xml:space="preserve">    -e "source ./sql/reset_contacts.sql"</w:t>
+        <w:t xml:space="preserve">    -e "source ./sql/reset_contacts_go.sql"</w:t>
       </w:r>
     </w:p>
     <w:p>
@@ -26019,7 +27840,7 @@
         <w:keepNext/>
       </w:pPr>
       <w:r>
-        <w:t>mysql -u devuser -h 127.0.0.1 -P 3306 -D spa_contacts &lt; ./sql/reset_contacts.sql</w:t>
+        <w:t>mysql -u devuser -h 127.0.0.1 -P 3306 -D spa_contacts \</w:t>
       </w:r>
     </w:p>
     <w:p>
@@ -26028,6 +27849,15 @@
         <w:keepNext/>
       </w:pPr>
       <w:r>
+        <w:t xml:space="preserve">    &lt; ./sql/reset_contacts_go.sql</w:t>
+      </w:r>
+    </w:p>
+    <w:p>
+      <w:pPr>
+        <w:pStyle w:val="CommandBlock"/>
+        <w:keepNext/>
+      </w:pPr>
+      <w:r>
         <w:t>unset MYSQL_PWD</w:t>
       </w:r>
     </w:p>
@@ -26544,15 +28374,23 @@
         <w:pStyle w:val="SourceCode"/>
       </w:pPr>
       <w:r>
-        <w:t>SELECT_CONTACT = "SELECT id, name, email, phone FROM contacts WHERE id = %s"</w:t>
-      </w:r>
-    </w:p>
-    <w:p>
-      <w:pPr>
-        <w:pStyle w:val="SourceCode"/>
-      </w:pPr>
-      <w:r>
-        <w:t>SELECT_CONTACTS = ("SELECT id, name, email, phone FROM contacts "</w:t>
+        <w:t>SELECT_CONTACT = ("SELECT id, name, email, phone FROM contacts_python "</w:t>
+      </w:r>
+    </w:p>
+    <w:p>
+      <w:pPr>
+        <w:pStyle w:val="SourceCode"/>
+      </w:pPr>
+      <w:r>
+        <w:t xml:space="preserve">                  "WHERE id = %s")</w:t>
+      </w:r>
+    </w:p>
+    <w:p>
+      <w:pPr>
+        <w:pStyle w:val="SourceCode"/>
+      </w:pPr>
+      <w:r>
+        <w:t>SELECT_CONTACTS = ("SELECT id, name, email, phone FROM contacts_python "</w:t>
       </w:r>
     </w:p>
     <w:p>
@@ -26568,7 +28406,7 @@
         <w:pStyle w:val="SourceCode"/>
       </w:pPr>
       <w:r>
-        <w:t>DELETE_CONTACT = "DELETE FROM contacts WHERE id = %s"</w:t>
+        <w:t>DELETE_CONTACT = "DELETE FROM contacts_python WHERE id = %s"</w:t>
       </w:r>
     </w:p>
     <w:p>
@@ -27906,7 +29744,7 @@
         <w:keepNext/>
       </w:pPr>
       <w:r>
-        <w:t>Run the block from the lesson-5.4 folder, in a terminal that has SPA_DB_PASSWORD. Its first lines run the Data Reset's file again, so the table holds exactly the four known contacts; the program then waits for your commands. Python has no build step.</w:t>
+        <w:t>Run the block from the lesson-5.4 folder, in a terminal that has SPA_DB_PASSWORD. Its first lines run Python's reset file, reset_contacts_python.sql, again, so contacts_python, Python's own table, holds exactly the four known contacts; the program then waits for your commands. Python has no build step.</w:t>
       </w:r>
     </w:p>
     <w:p>
@@ -27947,7 +29785,7 @@
         <w:keepNext/>
       </w:pPr>
       <w:r>
-        <w:t xml:space="preserve">    -e "source ./sql/reset_contacts.sql"</w:t>
+        <w:t xml:space="preserve">    -e "source ./sql/reset_contacts_python.sql"</w:t>
       </w:r>
     </w:p>
     <w:p>
@@ -28004,7 +29842,7 @@
         <w:keepNext/>
       </w:pPr>
       <w:r>
-        <w:t>mysql -u devuser -h 127.0.0.1 -P 3306 -D spa_contacts &lt; ./sql/reset_contacts.sql</w:t>
+        <w:t>mysql -u devuser -h 127.0.0.1 -P 3306 -D spa_contacts \</w:t>
       </w:r>
     </w:p>
     <w:p>
@@ -28013,6 +29851,15 @@
         <w:keepNext/>
       </w:pPr>
       <w:r>
+        <w:t xml:space="preserve">    &lt; ./sql/reset_contacts_python.sql</w:t>
+      </w:r>
+    </w:p>
+    <w:p>
+      <w:pPr>
+        <w:pStyle w:val="CommandBlock"/>
+        <w:keepNext/>
+      </w:pPr>
+      <w:r>
         <w:t>unset MYSQL_PWD</w:t>
       </w:r>
     </w:p>
@@ -28048,7 +29895,7 @@
     </w:p>
     <w:p>
       <w:r>
-        <w:t>The block resets the table, builds the program, and runs it. Type the commands and answers of the Required Clean-Run Output in Validation Rules, as its first paragraph describes. Your screen must match the Required Clean-Run Output line for line, with the same spelling, spacing, and capitalization, and $LASTEXITCODE (echo $? on Linux or macOS) must print 0.</w:t>
+        <w:t>The block resets contacts_python, builds the program, and runs it. Type the commands and answers of the Required Clean-Run Output in Validation Rules, as its first paragraph describes. Your screen must match the Required Clean-Run Output line for line, with the same spelling, spacing, and capitalization, and $LASTEXITCODE (echo $? on Linux or macOS) must print 0.</w:t>
       </w:r>
     </w:p>
     <w:p>
@@ -28293,15 +30140,23 @@
         <w:pStyle w:val="SourceCode"/>
       </w:pPr>
       <w:r>
-        <w:t>SELECT_CONTACT = "SELECT id, name, email, phone FROM contacts WHERE id = %s"</w:t>
-      </w:r>
-    </w:p>
-    <w:p>
-      <w:pPr>
-        <w:pStyle w:val="SourceCode"/>
-      </w:pPr>
-      <w:r>
-        <w:t>SELECT_CONTACTS = ("SELECT id, name, email, phone FROM contacts "</w:t>
+        <w:t>SELECT_CONTACT = ("SELECT id, name, email, phone FROM contacts_python "</w:t>
+      </w:r>
+    </w:p>
+    <w:p>
+      <w:pPr>
+        <w:pStyle w:val="SourceCode"/>
+      </w:pPr>
+      <w:r>
+        <w:t xml:space="preserve">                  "WHERE id = %s")</w:t>
+      </w:r>
+    </w:p>
+    <w:p>
+      <w:pPr>
+        <w:pStyle w:val="SourceCode"/>
+      </w:pPr>
+      <w:r>
+        <w:t>SELECT_CONTACTS = ("SELECT id, name, email, phone FROM contacts_python "</w:t>
       </w:r>
     </w:p>
     <w:p>
@@ -28317,7 +30172,7 @@
         <w:pStyle w:val="SourceCode"/>
       </w:pPr>
       <w:r>
-        <w:t>DELETE_CONTACT = "DELETE FROM contacts WHERE id = %s"</w:t>
+        <w:t>DELETE_CONTACT = "DELETE FROM contacts_python WHERE id = %s"</w:t>
       </w:r>
     </w:p>
     <w:p>
@@ -30254,7 +32109,7 @@
         <w:keepNext/>
       </w:pPr>
       <w:r>
-        <w:t>The block resets the table, builds the program, and runs it; type the same commands and answers as for the Basic version. Python has no build step.</w:t>
+        <w:t>The block resets contacts_python, builds the program, and runs it; type the same commands and answers as for the Basic version. Python has no build step.</w:t>
       </w:r>
     </w:p>
     <w:p>
@@ -30295,7 +32150,7 @@
         <w:keepNext/>
       </w:pPr>
       <w:r>
-        <w:t xml:space="preserve">    -e "source ./sql/reset_contacts.sql"</w:t>
+        <w:t xml:space="preserve">    -e "source ./sql/reset_contacts_python.sql"</w:t>
       </w:r>
     </w:p>
     <w:p>
@@ -30352,7 +32207,7 @@
         <w:keepNext/>
       </w:pPr>
       <w:r>
-        <w:t>mysql -u devuser -h 127.0.0.1 -P 3306 -D spa_contacts &lt; ./sql/reset_contacts.sql</w:t>
+        <w:t>mysql -u devuser -h 127.0.0.1 -P 3306 -D spa_contacts \</w:t>
       </w:r>
     </w:p>
     <w:p>
@@ -30361,6 +32216,15 @@
         <w:keepNext/>
       </w:pPr>
       <w:r>
+        <w:t xml:space="preserve">    &lt; ./sql/reset_contacts_python.sql</w:t>
+      </w:r>
+    </w:p>
+    <w:p>
+      <w:pPr>
+        <w:pStyle w:val="CommandBlock"/>
+        <w:keepNext/>
+      </w:pPr>
+      <w:r>
         <w:t>unset MYSQL_PWD</w:t>
       </w:r>
     </w:p>
@@ -30887,7 +32751,7 @@
         <w:pStyle w:val="SourceCode"/>
       </w:pPr>
       <w:r>
-        <w:t xml:space="preserve">    "SELECT id, name, email, phone FROM contacts WHERE id = ?";</w:t>
+        <w:t xml:space="preserve">    "SELECT id, name, email, phone FROM contacts_typescript WHERE id = ?";</w:t>
       </w:r>
     </w:p>
     <w:p>
@@ -30903,15 +32767,15 @@
         <w:pStyle w:val="SourceCode"/>
       </w:pPr>
       <w:r>
-        <w:t xml:space="preserve">    "SELECT id, name, email, phone FROM contacts ORDER BY name, id";</w:t>
-      </w:r>
-    </w:p>
-    <w:p>
-      <w:pPr>
-        <w:pStyle w:val="SourceCode"/>
-      </w:pPr>
-      <w:r>
-        <w:t>const DELETE_CONTACT: string = "DELETE FROM contacts WHERE id = ?";</w:t>
+        <w:t xml:space="preserve">    "SELECT id, name, email, phone FROM contacts_typescript ORDER BY name, id";</w:t>
+      </w:r>
+    </w:p>
+    <w:p>
+      <w:pPr>
+        <w:pStyle w:val="SourceCode"/>
+      </w:pPr>
+      <w:r>
+        <w:t>const DELETE_CONTACT: string = "DELETE FROM contacts_typescript WHERE id = ?";</w:t>
       </w:r>
     </w:p>
     <w:p>
@@ -32466,7 +34330,7 @@
         <w:keepNext/>
       </w:pPr>
       <w:r>
-        <w:t>Run the block from the lesson-5.4 folder, in a terminal that has SPA_DB_PASSWORD. Its first lines run the Data Reset's file again, so the table holds exactly the four known contacts; the program then waits for your commands.</w:t>
+        <w:t>Run the block from the lesson-5.4 folder, in a terminal that has SPA_DB_PASSWORD. Its first lines run TypeScript's reset file, reset_contacts_typescript.sql, again, so contacts_typescript, TypeScript's own table, holds exactly the four known contacts; the program then waits for your commands.</w:t>
       </w:r>
     </w:p>
     <w:p>
@@ -32507,7 +34371,7 @@
         <w:keepNext/>
       </w:pPr>
       <w:r>
-        <w:t xml:space="preserve">    -e "source ./sql/reset_contacts.sql"</w:t>
+        <w:t xml:space="preserve">    -e "source ./sql/reset_contacts_typescript.sql"</w:t>
       </w:r>
     </w:p>
     <w:p>
@@ -32582,7 +34446,7 @@
         <w:keepNext/>
       </w:pPr>
       <w:r>
-        <w:t>mysql -u devuser -h 127.0.0.1 -P 3306 -D spa_contacts &lt; ./sql/reset_contacts.sql</w:t>
+        <w:t>mysql -u devuser -h 127.0.0.1 -P 3306 -D spa_contacts \</w:t>
       </w:r>
     </w:p>
     <w:p>
@@ -32591,6 +34455,15 @@
         <w:keepNext/>
       </w:pPr>
       <w:r>
+        <w:t xml:space="preserve">    &lt; ./sql/reset_contacts_typescript.sql</w:t>
+      </w:r>
+    </w:p>
+    <w:p>
+      <w:pPr>
+        <w:pStyle w:val="CommandBlock"/>
+        <w:keepNext/>
+      </w:pPr>
+      <w:r>
         <w:t>unset MYSQL_PWD</w:t>
       </w:r>
     </w:p>
@@ -32644,7 +34517,7 @@
     </w:p>
     <w:p>
       <w:r>
-        <w:t>npm prints the name of each script it runs before the program's output. The block resets the table, builds the program, and runs it. Type the commands and answers of the Required Clean-Run Output in Validation Rules, as its first paragraph describes. Your screen must match the Required Clean-Run Output line for line, with the same spelling, spacing, and capitalization, and $LASTEXITCODE (echo $? on Linux or macOS) must print 0.</w:t>
+        <w:t>npm prints the name of each script it runs before the program's output. The block resets contacts_typescript, builds the program, and runs it. Type the commands and answers of the Required Clean-Run Output in Validation Rules, as its first paragraph describes. Your screen must match the Required Clean-Run Output line for line, with the same spelling, spacing, and capitalization, and $LASTEXITCODE (echo $? on Linux or macOS) must print 0.</w:t>
       </w:r>
     </w:p>
     <w:p>
@@ -32876,7 +34749,7 @@
         <w:pStyle w:val="SourceCode"/>
       </w:pPr>
       <w:r>
-        <w:t xml:space="preserve">    "SELECT id, name, email, phone FROM contacts WHERE id = ?";</w:t>
+        <w:t xml:space="preserve">    "SELECT id, name, email, phone FROM contacts_typescript WHERE id = ?";</w:t>
       </w:r>
     </w:p>
     <w:p>
@@ -32908,7 +34781,7 @@
         <w:pStyle w:val="SourceCode"/>
       </w:pPr>
       <w:r>
-        <w:t xml:space="preserve">    "SELECT id, name, email, phone FROM contacts ORDER BY name, id";</w:t>
+        <w:t xml:space="preserve">    "SELECT id, name, email, phone FROM contacts_typescript ORDER BY name, id";</w:t>
       </w:r>
     </w:p>
     <w:p>
@@ -32932,7 +34805,7 @@
         <w:pStyle w:val="SourceCode"/>
       </w:pPr>
       <w:r>
-        <w:t>const DELETE_CONTACT: string = "DELETE FROM contacts WHERE id = ?";</w:t>
+        <w:t>const DELETE_CONTACT: string = "DELETE FROM contacts_typescript WHERE id = ?";</w:t>
       </w:r>
     </w:p>
     <w:p>
@@ -35230,7 +37103,7 @@
         <w:keepNext/>
       </w:pPr>
       <w:r>
-        <w:t>The block resets the table, builds the program, and runs it; type the same commands and answers as for the Basic version.</w:t>
+        <w:t>The block resets contacts_typescript, builds the program, and runs it; type the same commands and answers as for the Basic version.</w:t>
       </w:r>
     </w:p>
     <w:p>
@@ -35271,7 +37144,7 @@
         <w:keepNext/>
       </w:pPr>
       <w:r>
-        <w:t xml:space="preserve">    -e "source ./sql/reset_contacts.sql"</w:t>
+        <w:t xml:space="preserve">    -e "source ./sql/reset_contacts_typescript.sql"</w:t>
       </w:r>
     </w:p>
     <w:p>
@@ -35346,7 +37219,7 @@
         <w:keepNext/>
       </w:pPr>
       <w:r>
-        <w:t>mysql -u devuser -h 127.0.0.1 -P 3306 -D spa_contacts &lt; ./sql/reset_contacts.sql</w:t>
+        <w:t>mysql -u devuser -h 127.0.0.1 -P 3306 -D spa_contacts \</w:t>
       </w:r>
     </w:p>
     <w:p>
@@ -35355,6 +37228,15 @@
         <w:keepNext/>
       </w:pPr>
       <w:r>
+        <w:t xml:space="preserve">    &lt; ./sql/reset_contacts_typescript.sql</w:t>
+      </w:r>
+    </w:p>
+    <w:p>
+      <w:pPr>
+        <w:pStyle w:val="CommandBlock"/>
+        <w:keepNext/>
+      </w:pPr>
+      <w:r>
         <w:t>unset MYSQL_PWD</w:t>
       </w:r>
     </w:p>
@@ -36166,7 +38048,7 @@
         <w:pStyle w:val="ListBullet"/>
       </w:pPr>
       <w:r>
-        <w:t>Run every Build and Run block whole, from the lesson-5.4 folder, in a terminal that has SPA_DB_PASSWORD, so the reset runs before each program.</w:t>
+        <w:t>Run every Build and Run block whole, from the lesson-5.4 folder, in a terminal that has SPA_DB_PASSWORD, so its language's reset runs before each program.</w:t>
       </w:r>
     </w:p>
     <w:p>
@@ -36174,7 +38056,7 @@
         <w:pStyle w:val="ListBullet"/>
       </w:pPr>
       <w:r>
-        <w:t>The Data Reset prints the four-contact table shown in Project Setup, and the Library Check prints the six DLL names.</w:t>
+        <w:t>The Data Reset prints the four-contact table shown in Project Setup for contacts_c, and every language's table holds the same rows, and the Library Check prints the six DLL names.</w:t>
       </w:r>
     </w:p>
     <w:p>
@@ -36263,6 +38145,24 @@
         <w:keepNext/>
       </w:pPr>
       <w:r>
+        <w:t>Tables: contacts_c, contacts_cpp, contacts_csharp, contacts_go,</w:t>
+      </w:r>
+    </w:p>
+    <w:p>
+      <w:pPr>
+        <w:pStyle w:val="RequiredOutput"/>
+        <w:keepNext/>
+      </w:pPr>
+      <w:r>
+        <w:t xml:space="preserve">  contacts_python, contacts_typescript; each reset by its own file</w:t>
+      </w:r>
+    </w:p>
+    <w:p>
+      <w:pPr>
+        <w:pStyle w:val="RequiredOutput"/>
+        <w:keepNext/>
+      </w:pPr>
+      <w:r>
         <w:t>Known rows: 1 Ada Lovelace, ada@example.com, 555-0100;</w:t>
       </w:r>
     </w:p>
@@ -36880,7 +38780,7 @@
     </w:p>
     <w:p>
       <w:r>
-        <w:t>Run this right after a language's Production-Minded Build and Run block and its Ended Input Check, and ask the server what it stored, from the mysql client: a second connection, separate from the program's.</w:t>
+        <w:t>Run this right after a language's Production-Minded Build and Run block and its Ended Input Check, and ask the server what it stored, from the mysql client: a second connection, separate from the program's. The query reads contacts_c, the C programs' table; put your language's table in its place to read that one. Every language's table shows the same rows.</w:t>
       </w:r>
     </w:p>
     <w:p>
@@ -36929,7 +38829,7 @@
         <w:keepNext/>
       </w:pPr>
       <w:r>
-        <w:t xml:space="preserve">    -e "SELECT id, name, email, phone FROM contacts ORDER BY id"</w:t>
+        <w:t xml:space="preserve">    -e "SELECT id, name, email, phone FROM contacts_c ORDER BY id"</w:t>
       </w:r>
     </w:p>
     <w:p>
@@ -36977,7 +38877,7 @@
         <w:keepNext/>
       </w:pPr>
       <w:r>
-        <w:t xml:space="preserve">    -e "SELECT id, name, email, phone FROM contacts ORDER BY id"</w:t>
+        <w:t xml:space="preserve">    -e "SELECT id, name, email, phone FROM contacts_c ORDER BY id"</w:t>
       </w:r>
     </w:p>
     <w:p>
@@ -37122,7 +39022,7 @@
         <w:pStyle w:val="ListBullet"/>
       </w:pPr>
       <w:r>
-        <w:t>First, in the first terminal, run the Data Reset, then start any language's Production-Minded program with the run line from its Build and Run block, for example .\python\.venv\Scripts\python.exe .\python\main.py.</w:t>
+        <w:t>First, in the first terminal, run the Data Reset, then start any language's Production-Minded program with the run line from its Build and Run block, for example .\c\contacts.exe for C.</w:t>
       </w:r>
     </w:p>
     <w:p>
@@ -37138,7 +39038,7 @@
         <w:pStyle w:val="ListBullet"/>
       </w:pPr>
       <w:r>
-        <w:t>Then, in the second terminal, run the block below. It deletes contact 3 with the mysql client, a separate connection, and prints nothing.</w:t>
+        <w:t>Then, in the second terminal, run the block below. It deletes contact 3 from contacts_c, the C programs' table, with the mysql client, a separate connection, and prints nothing. For another language, put its own table in place of contacts_c, such as contacts_go.</w:t>
       </w:r>
     </w:p>
     <w:p>
@@ -37195,7 +39095,7 @@
         <w:keepNext/>
       </w:pPr>
       <w:r>
-        <w:t xml:space="preserve">    -e "DELETE FROM contacts WHERE id = 3"</w:t>
+        <w:t xml:space="preserve">    -e "DELETE FROM contacts_c WHERE id = 3"</w:t>
       </w:r>
     </w:p>
     <w:p>
@@ -37243,7 +39143,7 @@
         <w:keepNext/>
       </w:pPr>
       <w:r>
-        <w:t xml:space="preserve">    -e "DELETE FROM contacts WHERE id = 3"</w:t>
+        <w:t xml:space="preserve">    -e "DELETE FROM contacts_c WHERE id = 3"</w:t>
       </w:r>
     </w:p>
     <w:p>
@@ -37448,7 +39348,7 @@
         <w:pStyle w:val="ListBullet"/>
       </w:pPr>
       <w:r>
-        <w:t>Writing DELETE FROM contacts without WHERE id = ?. It removes every contact, and there is no undo (Lesson 4.8).</w:t>
+        <w:t>Writing DELETE FROM contacts_c without WHERE id = ?. It removes every contact, and there is no undo (Lesson 4.8).</w:t>
       </w:r>
     </w:p>
     <w:p>
@@ -37852,7 +39752,7 @@
         <w:pStyle w:val="ListBullet"/>
       </w:pPr>
       <w:r>
-        <w:t>In the contacts module, write clear_phone_by_id (clearPhoneById, ClearPhoneById, ClearPhoneByID), built like delete_contact_by_id, that sends UPDATE contacts SET phone = NULL WHERE id = ? (C# @id, Python %s) and prints Cleared the phone of contact and the id, or Error: no contact with id and the id when 0 rows matched. Remember, the connection counts the rows matched, not changed, so clearing a phone that is already empty still matches 1 row (Lesson 4.7).</w:t>
+        <w:t>In the contacts module, write clear_phone_by_id (clearPhoneById, ClearPhoneById, ClearPhoneByID), built like delete_contact_by_id, that sends UPDATE contacts_c SET phone = NULL WHERE id = ?, with your language's table (C# @id, Python %s), and prints Cleared the phone of contact and the id, or Error: no contact with id and the id when 0 rows matched. Remember, the connection counts the rows matched, not changed, so clearing a phone that is already empty still matches 1 row (Lesson 4.7).</w:t>
       </w:r>
     </w:p>
     <w:p>
@@ -37876,13 +39776,13 @@
         <w:pStyle w:val="ListBullet2"/>
       </w:pPr>
       <w:r>
-        <w:t xml:space="preserve">C: In contacts.c, at the end, add #define CLEAR_PHONE "UPDATE contacts SET phone = NULL WHERE id = ?" and bool clear_phone_by_id(MYSQL *connection, int contact_id), a copy of delete_contact_by_id that prepares CLEAR_PHONE, names its count matched, and prints Cleared the phone of contact and the id; declare it in contacts.h below delete_contact_by_id. In main.c, write bool confirm(const char *question) just before run_delete: a char answer[64] that starts empty, bool answered = read_answer(question, answer, </w:t>
-      </w:r>
-      <w:r>
-        <w:t>sizeof answer);, and return answered &amp;&amp; strcmp(trim_text(answer), "y") == 0;. In run_delete, delete the answer array and the read_answer line, and change the test to if (!confirm(question)) {. Write void run_clear_phone(MYSQL *connection) before main, a copy of run_delete whose question is Clear the phone of contact %d, %s? (y/n) , which prints Nothing was changed when confirm returns false and then calls clear_phone_by_id. Add } else if (strcmp(command, "clear-phone") == 0) { with run_clear_phone(connectio</w:t>
-      </w:r>
-      <w:r>
-        <w:t>n); just before the branch for text that is not "".</w:t>
+        <w:t>C: In contacts.c, at the end, add #define CLEAR_PHONE "UPDATE contacts_c SET phone = NULL WHERE id = ?" and bool clear_phone_by_id(MYSQL *connection, int contact_id), a copy of delete_contact_by_id that prepares CLEAR_PHONE, names its count matched, and prints Cleared the phone of contact and the id; declare it in contacts.h below delete_contact_by_id. In main.c, write bool confirm(const char *question) just before run_delete: a char answer[64] that starts empty, bool answered = read_answer(question, answer</w:t>
+      </w:r>
+      <w:r>
+        <w:t>, sizeof answer);, and return answered &amp;&amp; strcmp(trim_text(answer), "y") == 0;. In run_delete, delete the answer array and the read_answer line, and change the test to if (!confirm(question)) {. Write void run_clear_phone(MYSQL *connection) before main, a copy of run_delete whose question is Clear the phone of contact %d, %s? (y/n) , which prints Nothing was changed when confirm returns false and then calls clear_phone_by_id. Add } else if (strcmp(command, "clear-phone") == 0) { with run_clear_phone(connect</w:t>
+      </w:r>
+      <w:r>
+        <w:t>ion); just before the branch for text that is not "".</w:t>
       </w:r>
     </w:p>
     <w:p>
@@ -37890,13 +39790,13 @@
         <w:pStyle w:val="ListBullet2"/>
       </w:pPr>
       <w:r>
-        <w:t>C++: In contacts.cpp, at the end, add const std::string CLEAR_PHONE = "UPDATE contacts SET phone = NULL WHERE id = ?"; and bool clearPhoneById(sql::Connection &amp;connection, int contactId), a copy of deleteContactById whose statement is named clear, whose count is named matched, and which prints Cleared the phone of contact and the id; declare it in contacts.h below deleteContactById. In main.cpp, write bool confirm(const std::string &amp;question) just before runDelete: it reads the answer with readAnswer and re</w:t>
-      </w:r>
-      <w:r>
-        <w:t>turns answered &amp;&amp; trimText(answer) == "y". In runDelete, replace the answer string and the readAnswer call with const bool confirmed = confirm(...); with the same question, and test if (!confirmed) {. Write void runClearPhone(sql::Connection &amp;connection) before main, a copy of runDelete whose question is Clear the phone of contact N, NAME? (y/n) , which prints Nothing was changed when confirm returns false and then calls clearPhoneById. Add } else if (command == "clear-phone") { with runClearPhone(*connecti</w:t>
-      </w:r>
-      <w:r>
-        <w:t>on); just before the branch for text that is not "".</w:t>
+        <w:t>C++: In contacts.cpp, at the end, add const std::string CLEAR_PHONE = "UPDATE contacts_cpp SET phone = NULL WHERE id = ?"; and bool clearPhoneById(sql::Connection &amp;connection, int contactId), a copy of deleteContactById whose statement is named clear, whose count is named matched, and which prints Cleared the phone of contact and the id; declare it in contacts.h below deleteContactById. In main.cpp, write bool confirm(const std::string &amp;question) just before runDelete: it reads the answer with readAnswer an</w:t>
+      </w:r>
+      <w:r>
+        <w:t>d returns answered &amp;&amp; trimText(answer) == "y". In runDelete, replace the answer string and the readAnswer call with const bool confirmed = confirm(...); with the same question, and test if (!confirmed) {. Write void runClearPhone(sql::Connection &amp;connection) before main, a copy of runDelete whose question is Clear the phone of contact N, NAME? (y/n) , which prints Nothing was changed when confirm returns false and then calls clearPhoneById. Add } else if (command == "clear-phone") { with runClearPhone(*conn</w:t>
+      </w:r>
+      <w:r>
+        <w:t>ection); just before the branch for text that is not "".</w:t>
       </w:r>
     </w:p>
     <w:p>
@@ -37904,13 +39804,13 @@
         <w:pStyle w:val="ListBullet2"/>
       </w:pPr>
       <w:r>
-        <w:t>C#: In Contacts.cs, at the end of ContactsModule, add private const string ClearPhoneSql = "UPDATE contacts SET phone = NULL WHERE id = @id"; and public static bool ClearPhoneById(MySqlConnection connection, int contactId), a copy of DeleteContactById whose command is named clear, whose count is named matched, and which prints Cleared the phone of contact and the id. In Program.cs, write private static bool Confirm(string question) just before RunDelete: it takes ReadAnswer's tuple apart into answer and ans</w:t>
-      </w:r>
-      <w:r>
-        <w:t>wered and returns answered &amp;&amp; answer.Trim() == "y". In RunDelete, replace the second ReadAnswer line with bool confirmed = Confirm(, keeping the same question, and test if (!confirmed). Write private static void RunClearPhone(MySqlConnection connection) before Main, a copy of RunDelete whose question is Clear the phone of contact N, NAME? (y/n) , which prints Nothing was changed when Confirm returns false and then calls ContactsModule.ClearPhoneById. Add else if (command == "clear-phone") with RunClearPhone</w:t>
-      </w:r>
-      <w:r>
-        <w:t>(connection); in its block, just before the branch for text that is not "".</w:t>
+        <w:t xml:space="preserve">C#: In Contacts.cs, at the end of ContactsModule, add private const string ClearPhoneSql = "UPDATE contacts_csharp SET phone = NULL WHERE id = @id"; and public static bool ClearPhoneById(MySqlConnection connection, int contactId), a copy of DeleteContactById whose command is named clear, whose count is named matched, and which prints Cleared the phone of contact and the id. In Program.cs, write private static bool Confirm(string question) just before RunDelete: it takes ReadAnswer's tuple apart into answer </w:t>
+      </w:r>
+      <w:r>
+        <w:t>and answered and returns answered &amp;&amp; answer.Trim() == "y". In RunDelete, replace the second ReadAnswer line with bool confirmed = Confirm(, keeping the same question, and test if (!confirmed). Write private static void RunClearPhone(MySqlConnection connection) before Main, a copy of RunDelete whose question is Clear the phone of contact N, NAME? (y/n) , which prints Nothing was changed when Confirm returns false and then calls ContactsModule.ClearPhoneById. Add else if (command == "clear-phone") with RunCle</w:t>
+      </w:r>
+      <w:r>
+        <w:t>arPhone(connection); in its block, just before the branch for text that is not "".</w:t>
       </w:r>
     </w:p>
     <w:p>
@@ -37918,13 +39818,13 @@
         <w:pStyle w:val="ListBullet2"/>
       </w:pPr>
       <w:r>
-        <w:t>Go: In contacts.go, at the end, add const clearPhoneSQL = "UPDATE contacts SET phone = NULL WHERE id = ?" and func ClearPhoneByID(database *sql.DB, contactID int) bool, a copy of DeleteContactByID whose count is named matched and which prints Cleared the phone of contact and the id. In main.go, write func confirm(scanner *bufio.Scanner, question string) bool just before runDelete: it reads answer and answered with readAnswer and returns answered &amp;&amp; strings.TrimSpace(answer) == "y". In runDelete, replace ans</w:t>
-      </w:r>
-      <w:r>
-        <w:t>wer, answered := readAnswer(scanner, ... with confirmed := confirm(scanner, ..., keeping the same question, and test if !confirmed {. Write func runClearPhone(scanner *bufio.Scanner, database *sql.DB) before run, a copy of runDelete with no result whose question is Clear the phone of contact %d, %s? (y/n) , which prints Nothing was changed when confirm returns false and then calls contacts.ClearPhoneByID. Add } else if command == "clear-phone" { with runClearPhone(scanner, database) just before the branch f</w:t>
-      </w:r>
-      <w:r>
-        <w:t>or text that is not "".</w:t>
+        <w:t xml:space="preserve">Go: In contacts.go, at the end, add const clearPhoneSQL = "UPDATE contacts_go SET phone = NULL WHERE id = ?" and func ClearPhoneByID(database *sql.DB, contactID int) bool, a copy of DeleteContactByID whose count is named matched and which prints Cleared the phone of contact and the id. In main.go, write func confirm(scanner *bufio.Scanner, question string) bool just before runDelete: it reads answer and answered with readAnswer and returns answered &amp;&amp; strings.TrimSpace(answer) == "y". In runDelete, replace </w:t>
+      </w:r>
+      <w:r>
+        <w:t>answer, answered := readAnswer(scanner, ... with confirmed := confirm(scanner, ..., keeping the same question, and test if !confirmed {. Write func runClearPhone(scanner *bufio.Scanner, database *sql.DB) before run, a copy of runDelete with no result whose question is Clear the phone of contact %d, %s? (y/n) , which prints Nothing was changed when confirm returns false and then calls contacts.ClearPhoneByID. Add } else if command == "clear-phone" { with runClearPhone(scanner, database) just before the branc</w:t>
+      </w:r>
+      <w:r>
+        <w:t>h for text that is not "".</w:t>
       </w:r>
     </w:p>
     <w:p>
@@ -37932,10 +39832,10 @@
         <w:pStyle w:val="ListBullet2"/>
       </w:pPr>
       <w:r>
-        <w:t>Python: In contacts.py, at the end, add CLEAR_PHONE = "UPDATE contacts SET phone = NULL WHERE id = %s" and def clear_phone_by_id(connection, contact_id: int) -&gt; bool:, a copy of delete_contact_by_id whose count is named matched and which prints Cleared the phone of contact and the id. In main.py, write def confirm(question: str) -&gt; bool: just before run_delete: it calls answer, answered = read_answer(question) and returns answered and answer.strip() == "y". In run_delete, replace answer, answered = read_ans</w:t>
-      </w:r>
-      <w:r>
-        <w:t>wer( with confirmed = confirm(, keeping the same question, and test if not confirmed:. Write def run_clear_phone(connection) -&gt; None: before main, a copy of run_delete whose question is Clear the phone of contact N, NAME? (y/n) , which prints Nothing was changed when confirm returns False and then calls contacts.clear_phone_by_id. Add elif command == "clear-phone": with run_clear_phone(connection) just before the branch for text that is not "".</w:t>
+        <w:t>Python: In contacts.py, at the end, add CLEAR_PHONE = "UPDATE contacts_python SET phone = NULL WHERE id = %s" and def clear_phone_by_id(connection, contact_id: int) -&gt; bool:, a copy of delete_contact_by_id whose count is named matched and which prints Cleared the phone of contact and the id. In main.py, write def confirm(question: str) -&gt; bool: just before run_delete: it calls answer, answered = read_answer(question) and returns answered and answer.strip() == "y". In run_delete, replace answer, answered = r</w:t>
+      </w:r>
+      <w:r>
+        <w:t>ead_answer( with confirmed = confirm(, keeping the same question, and test if not confirmed:. Write def run_clear_phone(connection) -&gt; None: before main, a copy of run_delete whose question is Clear the phone of contact N, NAME? (y/n) , which prints Nothing was changed when confirm returns False and then calls contacts.clear_phone_by_id. Add elif command == "clear-phone": with run_clear_phone(connection) just before the branch for text that is not "".</w:t>
       </w:r>
     </w:p>
     <w:p>
@@ -37943,13 +39843,13 @@
         <w:pStyle w:val="ListBullet2"/>
       </w:pPr>
       <w:r>
-        <w:t>TypeScript: In contacts.ts, at the end, add const CLEAR_PHONE: string = "UPDATE contacts SET phone = NULL WHERE id = ?"; and export async function clearPhoneById(connection: Connection, contactId: number): Promise&lt;boolean&gt;, a copy of deleteContactById whose count is named matched and which prints Cleared the phone of contact and the id. In main.ts, write async function confirm(lines: AsyncIterator&lt;string&gt;, question: string): Promise&lt;boolean&gt; just before runDelete: it awaits readAnswer and returns answer !==</w:t>
-      </w:r>
-      <w:r>
-        <w:t xml:space="preserve"> undefined &amp;&amp; answer.trim() === "y". In runDelete, replace const answer: string | undefined = await readAnswer(lines, with const confirmed: boolean = await confirm(lines, keeping the same question, and test if (!confirmed) {. Write async function runClearPhone(lines: AsyncIterator&lt;string&gt;, connection: Connection): Promise&lt;void&gt; before main, a copy of runDelete whose question is Clear the phone of contact N, NAME? (y/n) , which prints Nothing was changed when confirm gives false and then awaits contacts.clea</w:t>
-      </w:r>
-      <w:r>
-        <w:t>rPhoneById. Add } else if (command === "clear-phone") { with await runClearPhone(lines, connection); just before the branch for text that is not "".</w:t>
+        <w:t>TypeScript: In contacts.ts, at the end, add const CLEAR_PHONE: string = "UPDATE contacts_typescript SET phone = NULL WHERE id = ?"; and export async function clearPhoneById(connection: Connection, contactId: number): Promise&lt;boolean&gt;, a copy of deleteContactById whose count is named matched and which prints Cleared the phone of contact and the id. In main.ts, write async function confirm(lines: AsyncIterator&lt;string&gt;, question: string): Promise&lt;boolean&gt; just before runDelete: it awaits readAnswer and returns</w:t>
+      </w:r>
+      <w:r>
+        <w:t xml:space="preserve"> answer !== undefined &amp;&amp; answer.trim() === "y". In runDelete, replace const answer: string | undefined = await readAnswer(lines, with const confirmed: boolean = await confirm(lines, keeping the same question, and test if (!confirmed) {. Write async function runClearPhone(lines: AsyncIterator&lt;string&gt;, connection: Connection): Promise&lt;void&gt; before main, a copy of runDelete whose question is Clear the phone of contact N, NAME? (y/n) , which prints Nothing was changed when confirm gives false and then awaits co</w:t>
+      </w:r>
+      <w:r>
+        <w:t>ntacts.clearPhoneById. Add } else if (command === "clear-phone") { with await runClearPhone(lines, connection); just before the branch for text that is not "".</w:t>
       </w:r>
     </w:p>
     <w:p>
@@ -38740,31 +40640,31 @@
       </w:rPr>
     </w:lvl>
   </w:abstractNum>
-  <w:num w:numId="1" w16cid:durableId="438070409">
+  <w:num w:numId="1" w16cid:durableId="1009991656">
     <w:abstractNumId w:val="8"/>
   </w:num>
-  <w:num w:numId="2" w16cid:durableId="2067801065">
+  <w:num w:numId="2" w16cid:durableId="1021198784">
     <w:abstractNumId w:val="6"/>
   </w:num>
-  <w:num w:numId="3" w16cid:durableId="2132627305">
+  <w:num w:numId="3" w16cid:durableId="1325088952">
     <w:abstractNumId w:val="5"/>
   </w:num>
-  <w:num w:numId="4" w16cid:durableId="1395621884">
+  <w:num w:numId="4" w16cid:durableId="285159704">
     <w:abstractNumId w:val="4"/>
   </w:num>
-  <w:num w:numId="5" w16cid:durableId="565651455">
+  <w:num w:numId="5" w16cid:durableId="1525442903">
     <w:abstractNumId w:val="7"/>
   </w:num>
-  <w:num w:numId="6" w16cid:durableId="1844585510">
+  <w:num w:numId="6" w16cid:durableId="621689046">
     <w:abstractNumId w:val="3"/>
   </w:num>
-  <w:num w:numId="7" w16cid:durableId="875582851">
+  <w:num w:numId="7" w16cid:durableId="26638152">
     <w:abstractNumId w:val="2"/>
   </w:num>
-  <w:num w:numId="8" w16cid:durableId="1539198264">
+  <w:num w:numId="8" w16cid:durableId="1888686239">
     <w:abstractNumId w:val="1"/>
   </w:num>
-  <w:num w:numId="9" w16cid:durableId="1320575975">
+  <w:num w:numId="9" w16cid:durableId="299265682">
     <w:abstractNumId w:val="0"/>
   </w:num>
 </w:numbering>
